--- a/public/ims/PRO-01-DOCUMENT-CONTROL.docx
+++ b/public/ims/PRO-01-DOCUMENT-CONTROL.docx
@@ -2,6 +2,109 @@
 <file path=word/document.xml><?xml version="1.0" encoding="utf-8"?>
 <w:document xmlns:wpc="http://schemas.microsoft.com/office/word/2010/wordprocessingCanvas" xmlns:mc="http://schemas.openxmlformats.org/markup-compatibility/2006" xmlns:o="urn:schemas-microsoft-com:office:office" xmlns:r="http://schemas.openxmlformats.org/officeDocument/2006/relationships" xmlns:m="http://schemas.openxmlformats.org/officeDocument/2006/math" xmlns:v="urn:schemas-microsoft-com:vml" xmlns:wp14="http://schemas.microsoft.com/office/word/2010/wordprocessingDrawing" xmlns:wp="http://schemas.openxmlformats.org/drawingml/2006/wordprocessingDrawing" xmlns:w10="urn:schemas-microsoft-com:office:word" xmlns:w="http://schemas.openxmlformats.org/wordprocessingml/2006/main" xmlns:w14="http://schemas.microsoft.com/office/word/2010/wordml" xmlns:w15="http://schemas.microsoft.com/office/word/2012/wordml" xmlns:wpg="http://schemas.microsoft.com/office/word/2010/wordprocessingGroup" xmlns:wpi="http://schemas.microsoft.com/office/word/2010/wordprocessingInk" xmlns:wne="http://schemas.microsoft.com/office/word/2006/wordml" xmlns:wps="http://schemas.microsoft.com/office/word/2010/wordprocessingShape" xmlns:cx="http://schemas.microsoft.com/office/drawing/2014/chartex" xmlns:cx1="http://schemas.microsoft.com/office/drawing/2015/9/8/chartex" xmlns:cx2="http://schemas.microsoft.com/office/drawing/2015/10/21/chartex" xmlns:cx3="http://schemas.microsoft.com/office/drawing/2016/5/9/chartex" xmlns:cx4="http://schemas.microsoft.com/office/drawing/2016/5/10/chartex" xmlns:cx5="http://schemas.microsoft.com/office/drawing/2016/5/11/chartex" xmlns:cx6="http://schemas.microsoft.com/office/drawing/2016/5/12/chartex" xmlns:cx7="http://schemas.microsoft.com/office/drawing/2016/5/13/chartex" xmlns:cx8="http://schemas.microsoft.com/office/drawing/2016/5/14/chartex" xmlns:aink="http://schemas.microsoft.com/office/drawing/2016/ink" xmlns:am3d="http://schemas.microsoft.com/office/drawing/2017/model3d" xmlns:w16cex="http://schemas.microsoft.com/office/word/2018/wordml/cex" xmlns:w16cid="http://schemas.microsoft.com/office/word/2016/wordml/cid" xmlns:w16="http://schemas.microsoft.com/office/word/2018/wordml" xmlns:w16sdtdh="http://schemas.microsoft.com/office/word/2020/wordml/sdtdatahash" xmlns:w16se="http://schemas.microsoft.com/office/word/2015/wordml/symex" mc:Ignorable="w14 w15 wp14">
   <w:body>
+    <w:tbl>
+      <w:tblPr>
+        <w:tblW w:type="dxa" w:w="10080"/>
+        <w:tblBorders>
+          <w:top w:val="single" w:color="auto" w:sz="4"/>
+          <w:left w:val="single" w:color="auto" w:sz="4"/>
+          <w:bottom w:val="single" w:color="auto" w:sz="4"/>
+          <w:right w:val="single" w:color="auto" w:sz="4"/>
+          <w:insideH w:val="single" w:color="auto" w:sz="4"/>
+          <w:insideV w:val="single" w:color="auto" w:sz="4"/>
+        </w:tblBorders>
+      </w:tblPr>
+      <w:tblGrid>
+        <w:gridCol w:w="2000"/>
+        <w:gridCol w:w="8080"/>
+      </w:tblGrid>
+      <w:tr>
+        <w:tc>
+          <w:tcPr>
+            <w:tcW w:type="dxa" w:w="2000"/>
+            <w:tcBorders>
+              <w:top w:val="single" w:color="0F172A" w:sz="1"/>
+              <w:left w:val="single" w:color="0F172A" w:sz="1"/>
+              <w:bottom w:val="single" w:color="0F172A" w:sz="1"/>
+              <w:right w:val="single" w:color="0F172A" w:sz="1"/>
+            </w:tcBorders>
+            <w:shd w:fill="0F172A" w:val="clear"/>
+            <w:tcMar>
+              <w:top w:type="dxa" w:w="80"/>
+              <w:left w:type="dxa" w:w="120"/>
+              <w:bottom w:type="dxa" w:w="80"/>
+              <w:right w:type="dxa" w:w="120"/>
+            </w:tcMar>
+          </w:tcPr>
+          <w:p>
+            <w:pPr>
+              <w:spacing w:after="140"/>
+            </w:pPr>
+            <w:r>
+              <w:rPr>
+                <w:rFonts w:ascii="Arial" w:cs="Arial" w:eastAsia="Arial" w:hAnsi="Arial"/>
+                <w:b/>
+                <w:bCs/>
+                <w:color w:val="D97706"/>
+                <w:sz w:val="32"/>
+                <w:szCs w:val="32"/>
+              </w:rPr>
+              <w:t xml:space="preserve">PREQAL</w:t>
+            </w:r>
+          </w:p>
+        </w:tc>
+        <w:tc>
+          <w:tcPr>
+            <w:tcW w:type="dxa" w:w="8080"/>
+            <w:tcBorders>
+              <w:top w:val="single" w:color="0F172A" w:sz="1"/>
+              <w:left w:val="single" w:color="0F172A" w:sz="1"/>
+              <w:bottom w:val="single" w:color="0F172A" w:sz="1"/>
+              <w:right w:val="single" w:color="0F172A" w:sz="1"/>
+            </w:tcBorders>
+            <w:shd w:fill="0F172A" w:val="clear"/>
+            <w:tcMar>
+              <w:top w:type="dxa" w:w="80"/>
+              <w:left w:type="dxa" w:w="120"/>
+              <w:bottom w:type="dxa" w:w="80"/>
+              <w:right w:type="dxa" w:w="120"/>
+            </w:tcMar>
+          </w:tcPr>
+          <w:p>
+            <w:pPr>
+              <w:spacing w:after="140"/>
+            </w:pPr>
+            <w:r>
+              <w:rPr>
+                <w:rFonts w:ascii="Arial" w:cs="Arial" w:eastAsia="Arial" w:hAnsi="Arial"/>
+                <w:b/>
+                <w:bCs/>
+                <w:color w:val="D97706"/>
+                <w:sz w:val="18"/>
+                <w:szCs w:val="18"/>
+              </w:rPr>
+              <w:t xml:space="preserve">SOP-01</w:t>
+            </w:r>
+          </w:p>
+          <w:p>
+            <w:pPr>
+              <w:spacing w:after="140"/>
+            </w:pPr>
+            <w:r>
+              <w:rPr>
+                <w:rFonts w:ascii="Arial" w:cs="Arial" w:eastAsia="Arial" w:hAnsi="Arial"/>
+                <w:b/>
+                <w:bCs/>
+                <w:color w:val="FFFFFF"/>
+                <w:sz w:val="28"/>
+                <w:szCs w:val="28"/>
+              </w:rPr>
+              <w:t xml:space="preserve">Document Control Procedure</w:t>
+            </w:r>
+          </w:p>
+        </w:tc>
+      </w:tr>
+    </w:tbl>
     <w:p>
       <w:pPr>
         <w:spacing w:before="240" w:after="80"/>
@@ -818,6 +921,13 @@
       <w:pgNumType/>
       <w:docGrid w:linePitch="360"/>
     </w:sectPr>
+    <w:sectPr>
+      <w:footerReference w:type="default" r:id="rId7"/>
+      <w:pgSz w:w="12240" w:h="15840" w:orient="portrait"/>
+      <w:pgMar w:top="1080" w:right="1080" w:bottom="1080" w:left="1080" w:header="708" w:footer="708" w:gutter="0"/>
+      <w:pgNumType/>
+      <w:docGrid w:linePitch="360"/>
+    </w:sectPr>
   </w:body>
 </w:document>
 </file>

--- a/public/ims/PRO-01-DOCUMENT-CONTROL.docx
+++ b/public/ims/PRO-01-DOCUMENT-CONTROL.docx
@@ -107,6 +107,424 @@
     </w:tbl>
     <w:p>
       <w:pPr>
+        <w:spacing w:after="140"/>
+      </w:pPr>
+    </w:p>
+    <w:tbl>
+      <w:tblPr>
+        <w:tblW w:type="dxa" w:w="10080"/>
+        <w:tblBorders>
+          <w:top w:val="single" w:color="auto" w:sz="4"/>
+          <w:left w:val="single" w:color="auto" w:sz="4"/>
+          <w:bottom w:val="single" w:color="auto" w:sz="4"/>
+          <w:right w:val="single" w:color="auto" w:sz="4"/>
+          <w:insideH w:val="single" w:color="auto" w:sz="4"/>
+          <w:insideV w:val="single" w:color="auto" w:sz="4"/>
+        </w:tblBorders>
+      </w:tblPr>
+      <w:tblGrid>
+        <w:gridCol w:w="2500"/>
+        <w:gridCol w:w="7580"/>
+      </w:tblGrid>
+      <w:tr>
+        <w:tc>
+          <w:tcPr>
+            <w:tcW w:type="dxa" w:w="2500"/>
+            <w:tcBorders>
+              <w:top w:val="single" w:color="0F172A" w:sz="1"/>
+              <w:left w:val="single" w:color="0F172A" w:sz="1"/>
+              <w:bottom w:val="single" w:color="0F172A" w:sz="1"/>
+              <w:right w:val="single" w:color="0F172A" w:sz="1"/>
+            </w:tcBorders>
+            <w:shd w:fill="0F172A" w:val="clear"/>
+            <w:tcMar>
+              <w:top w:type="dxa" w:w="80"/>
+              <w:left w:type="dxa" w:w="120"/>
+              <w:bottom w:type="dxa" w:w="80"/>
+              <w:right w:type="dxa" w:w="120"/>
+            </w:tcMar>
+          </w:tcPr>
+          <w:p>
+            <w:pPr>
+              <w:spacing w:after="140"/>
+            </w:pPr>
+            <w:r>
+              <w:rPr>
+                <w:rFonts w:ascii="Arial" w:cs="Arial" w:eastAsia="Arial" w:hAnsi="Arial"/>
+                <w:b/>
+                <w:bCs/>
+                <w:color w:val="FFFFFF"/>
+                <w:sz w:val="20"/>
+                <w:szCs w:val="20"/>
+              </w:rPr>
+              <w:t xml:space="preserve">Document No</w:t>
+            </w:r>
+          </w:p>
+        </w:tc>
+        <w:tc>
+          <w:tcPr>
+            <w:tcW w:type="dxa" w:w="7580"/>
+            <w:tcBorders>
+              <w:top w:val="single" w:color="CBD5E1" w:sz="1"/>
+              <w:left w:val="single" w:color="CBD5E1" w:sz="1"/>
+              <w:bottom w:val="single" w:color="CBD5E1" w:sz="1"/>
+              <w:right w:val="single" w:color="CBD5E1" w:sz="1"/>
+            </w:tcBorders>
+            <w:tcMar>
+              <w:top w:type="dxa" w:w="80"/>
+              <w:left w:type="dxa" w:w="120"/>
+              <w:bottom w:type="dxa" w:w="80"/>
+              <w:right w:type="dxa" w:w="120"/>
+            </w:tcMar>
+          </w:tcPr>
+          <w:p>
+            <w:pPr>
+              <w:spacing w:after="140"/>
+            </w:pPr>
+            <w:r>
+              <w:rPr>
+                <w:rFonts w:ascii="Arial" w:cs="Arial" w:eastAsia="Arial" w:hAnsi="Arial"/>
+                <w:sz w:val="20"/>
+                <w:szCs w:val="20"/>
+              </w:rPr>
+              <w:t xml:space="preserve">SOP-01</w:t>
+            </w:r>
+          </w:p>
+        </w:tc>
+      </w:tr>
+      <w:tr>
+        <w:tc>
+          <w:tcPr>
+            <w:tcW w:type="dxa" w:w="2500"/>
+            <w:tcBorders>
+              <w:top w:val="single" w:color="0F172A" w:sz="1"/>
+              <w:left w:val="single" w:color="0F172A" w:sz="1"/>
+              <w:bottom w:val="single" w:color="0F172A" w:sz="1"/>
+              <w:right w:val="single" w:color="0F172A" w:sz="1"/>
+            </w:tcBorders>
+            <w:shd w:fill="0F172A" w:val="clear"/>
+            <w:tcMar>
+              <w:top w:type="dxa" w:w="80"/>
+              <w:left w:type="dxa" w:w="120"/>
+              <w:bottom w:type="dxa" w:w="80"/>
+              <w:right w:type="dxa" w:w="120"/>
+            </w:tcMar>
+          </w:tcPr>
+          <w:p>
+            <w:pPr>
+              <w:spacing w:after="140"/>
+            </w:pPr>
+            <w:r>
+              <w:rPr>
+                <w:rFonts w:ascii="Arial" w:cs="Arial" w:eastAsia="Arial" w:hAnsi="Arial"/>
+                <w:b/>
+                <w:bCs/>
+                <w:color w:val="FFFFFF"/>
+                <w:sz w:val="20"/>
+                <w:szCs w:val="20"/>
+              </w:rPr>
+              <w:t xml:space="preserve">Version</w:t>
+            </w:r>
+          </w:p>
+        </w:tc>
+        <w:tc>
+          <w:tcPr>
+            <w:tcW w:type="dxa" w:w="7580"/>
+            <w:tcBorders>
+              <w:top w:val="single" w:color="CBD5E1" w:sz="1"/>
+              <w:left w:val="single" w:color="CBD5E1" w:sz="1"/>
+              <w:bottom w:val="single" w:color="CBD5E1" w:sz="1"/>
+              <w:right w:val="single" w:color="CBD5E1" w:sz="1"/>
+            </w:tcBorders>
+            <w:tcMar>
+              <w:top w:type="dxa" w:w="80"/>
+              <w:left w:type="dxa" w:w="120"/>
+              <w:bottom w:type="dxa" w:w="80"/>
+              <w:right w:type="dxa" w:w="120"/>
+            </w:tcMar>
+          </w:tcPr>
+          <w:p>
+            <w:pPr>
+              <w:spacing w:after="140"/>
+            </w:pPr>
+            <w:r>
+              <w:rPr>
+                <w:rFonts w:ascii="Arial" w:cs="Arial" w:eastAsia="Arial" w:hAnsi="Arial"/>
+                <w:sz w:val="20"/>
+                <w:szCs w:val="20"/>
+              </w:rPr>
+              <w:t xml:space="preserve">1.0</w:t>
+            </w:r>
+          </w:p>
+        </w:tc>
+      </w:tr>
+      <w:tr>
+        <w:tc>
+          <w:tcPr>
+            <w:tcW w:type="dxa" w:w="2500"/>
+            <w:tcBorders>
+              <w:top w:val="single" w:color="0F172A" w:sz="1"/>
+              <w:left w:val="single" w:color="0F172A" w:sz="1"/>
+              <w:bottom w:val="single" w:color="0F172A" w:sz="1"/>
+              <w:right w:val="single" w:color="0F172A" w:sz="1"/>
+            </w:tcBorders>
+            <w:shd w:fill="0F172A" w:val="clear"/>
+            <w:tcMar>
+              <w:top w:type="dxa" w:w="80"/>
+              <w:left w:type="dxa" w:w="120"/>
+              <w:bottom w:type="dxa" w:w="80"/>
+              <w:right w:type="dxa" w:w="120"/>
+            </w:tcMar>
+          </w:tcPr>
+          <w:p>
+            <w:pPr>
+              <w:spacing w:after="140"/>
+            </w:pPr>
+            <w:r>
+              <w:rPr>
+                <w:rFonts w:ascii="Arial" w:cs="Arial" w:eastAsia="Arial" w:hAnsi="Arial"/>
+                <w:b/>
+                <w:bCs/>
+                <w:color w:val="FFFFFF"/>
+                <w:sz w:val="20"/>
+                <w:szCs w:val="20"/>
+              </w:rPr>
+              <w:t xml:space="preserve">Effective Date</w:t>
+            </w:r>
+          </w:p>
+        </w:tc>
+        <w:tc>
+          <w:tcPr>
+            <w:tcW w:type="dxa" w:w="7580"/>
+            <w:tcBorders>
+              <w:top w:val="single" w:color="CBD5E1" w:sz="1"/>
+              <w:left w:val="single" w:color="CBD5E1" w:sz="1"/>
+              <w:bottom w:val="single" w:color="CBD5E1" w:sz="1"/>
+              <w:right w:val="single" w:color="CBD5E1" w:sz="1"/>
+            </w:tcBorders>
+            <w:tcMar>
+              <w:top w:type="dxa" w:w="80"/>
+              <w:left w:type="dxa" w:w="120"/>
+              <w:bottom w:type="dxa" w:w="80"/>
+              <w:right w:type="dxa" w:w="120"/>
+            </w:tcMar>
+          </w:tcPr>
+          <w:p>
+            <w:pPr>
+              <w:spacing w:after="140"/>
+            </w:pPr>
+            <w:r>
+              <w:rPr>
+                <w:rFonts w:ascii="Arial" w:cs="Arial" w:eastAsia="Arial" w:hAnsi="Arial"/>
+                <w:sz w:val="20"/>
+                <w:szCs w:val="20"/>
+              </w:rPr>
+              <w:t xml:space="preserve">2026-05-08</w:t>
+            </w:r>
+          </w:p>
+        </w:tc>
+      </w:tr>
+      <w:tr>
+        <w:tc>
+          <w:tcPr>
+            <w:tcW w:type="dxa" w:w="2500"/>
+            <w:tcBorders>
+              <w:top w:val="single" w:color="0F172A" w:sz="1"/>
+              <w:left w:val="single" w:color="0F172A" w:sz="1"/>
+              <w:bottom w:val="single" w:color="0F172A" w:sz="1"/>
+              <w:right w:val="single" w:color="0F172A" w:sz="1"/>
+            </w:tcBorders>
+            <w:shd w:fill="0F172A" w:val="clear"/>
+            <w:tcMar>
+              <w:top w:type="dxa" w:w="80"/>
+              <w:left w:type="dxa" w:w="120"/>
+              <w:bottom w:type="dxa" w:w="80"/>
+              <w:right w:type="dxa" w:w="120"/>
+            </w:tcMar>
+          </w:tcPr>
+          <w:p>
+            <w:pPr>
+              <w:spacing w:after="140"/>
+            </w:pPr>
+            <w:r>
+              <w:rPr>
+                <w:rFonts w:ascii="Arial" w:cs="Arial" w:eastAsia="Arial" w:hAnsi="Arial"/>
+                <w:b/>
+                <w:bCs/>
+                <w:color w:val="FFFFFF"/>
+                <w:sz w:val="20"/>
+                <w:szCs w:val="20"/>
+              </w:rPr>
+              <w:t xml:space="preserve">Owner</w:t>
+            </w:r>
+          </w:p>
+        </w:tc>
+        <w:tc>
+          <w:tcPr>
+            <w:tcW w:type="dxa" w:w="7580"/>
+            <w:tcBorders>
+              <w:top w:val="single" w:color="CBD5E1" w:sz="1"/>
+              <w:left w:val="single" w:color="CBD5E1" w:sz="1"/>
+              <w:bottom w:val="single" w:color="CBD5E1" w:sz="1"/>
+              <w:right w:val="single" w:color="CBD5E1" w:sz="1"/>
+            </w:tcBorders>
+            <w:tcMar>
+              <w:top w:type="dxa" w:w="80"/>
+              <w:left w:type="dxa" w:w="120"/>
+              <w:bottom w:type="dxa" w:w="80"/>
+              <w:right w:type="dxa" w:w="120"/>
+            </w:tcMar>
+          </w:tcPr>
+          <w:p>
+            <w:pPr>
+              <w:spacing w:after="140"/>
+            </w:pPr>
+            <w:r>
+              <w:rPr>
+                <w:rFonts w:ascii="Arial" w:cs="Arial" w:eastAsia="Arial" w:hAnsi="Arial"/>
+                <w:sz w:val="20"/>
+                <w:szCs w:val="20"/>
+              </w:rPr>
+              <w:t xml:space="preserve">Dr. Stefan Gravesande</w:t>
+            </w:r>
+          </w:p>
+        </w:tc>
+      </w:tr>
+      <w:tr>
+        <w:tc>
+          <w:tcPr>
+            <w:tcW w:type="dxa" w:w="2500"/>
+            <w:tcBorders>
+              <w:top w:val="single" w:color="0F172A" w:sz="1"/>
+              <w:left w:val="single" w:color="0F172A" w:sz="1"/>
+              <w:bottom w:val="single" w:color="0F172A" w:sz="1"/>
+              <w:right w:val="single" w:color="0F172A" w:sz="1"/>
+            </w:tcBorders>
+            <w:shd w:fill="0F172A" w:val="clear"/>
+            <w:tcMar>
+              <w:top w:type="dxa" w:w="80"/>
+              <w:left w:type="dxa" w:w="120"/>
+              <w:bottom w:type="dxa" w:w="80"/>
+              <w:right w:type="dxa" w:w="120"/>
+            </w:tcMar>
+          </w:tcPr>
+          <w:p>
+            <w:pPr>
+              <w:spacing w:after="140"/>
+            </w:pPr>
+            <w:r>
+              <w:rPr>
+                <w:rFonts w:ascii="Arial" w:cs="Arial" w:eastAsia="Arial" w:hAnsi="Arial"/>
+                <w:b/>
+                <w:bCs/>
+                <w:color w:val="FFFFFF"/>
+                <w:sz w:val="20"/>
+                <w:szCs w:val="20"/>
+              </w:rPr>
+              <w:t xml:space="preserve">Review Date</w:t>
+            </w:r>
+          </w:p>
+        </w:tc>
+        <w:tc>
+          <w:tcPr>
+            <w:tcW w:type="dxa" w:w="7580"/>
+            <w:tcBorders>
+              <w:top w:val="single" w:color="CBD5E1" w:sz="1"/>
+              <w:left w:val="single" w:color="CBD5E1" w:sz="1"/>
+              <w:bottom w:val="single" w:color="CBD5E1" w:sz="1"/>
+              <w:right w:val="single" w:color="CBD5E1" w:sz="1"/>
+            </w:tcBorders>
+            <w:tcMar>
+              <w:top w:type="dxa" w:w="80"/>
+              <w:left w:type="dxa" w:w="120"/>
+              <w:bottom w:type="dxa" w:w="80"/>
+              <w:right w:type="dxa" w:w="120"/>
+            </w:tcMar>
+          </w:tcPr>
+          <w:p>
+            <w:pPr>
+              <w:spacing w:after="140"/>
+            </w:pPr>
+            <w:r>
+              <w:rPr>
+                <w:rFonts w:ascii="Arial" w:cs="Arial" w:eastAsia="Arial" w:hAnsi="Arial"/>
+                <w:sz w:val="20"/>
+                <w:szCs w:val="20"/>
+              </w:rPr>
+              <w:t xml:space="preserve">2027-05-08</w:t>
+            </w:r>
+          </w:p>
+        </w:tc>
+      </w:tr>
+      <w:tr>
+        <w:tc>
+          <w:tcPr>
+            <w:tcW w:type="dxa" w:w="2500"/>
+            <w:tcBorders>
+              <w:top w:val="single" w:color="0F172A" w:sz="1"/>
+              <w:left w:val="single" w:color="0F172A" w:sz="1"/>
+              <w:bottom w:val="single" w:color="0F172A" w:sz="1"/>
+              <w:right w:val="single" w:color="0F172A" w:sz="1"/>
+            </w:tcBorders>
+            <w:shd w:fill="0F172A" w:val="clear"/>
+            <w:tcMar>
+              <w:top w:type="dxa" w:w="80"/>
+              <w:left w:type="dxa" w:w="120"/>
+              <w:bottom w:type="dxa" w:w="80"/>
+              <w:right w:type="dxa" w:w="120"/>
+            </w:tcMar>
+          </w:tcPr>
+          <w:p>
+            <w:pPr>
+              <w:spacing w:after="140"/>
+            </w:pPr>
+            <w:r>
+              <w:rPr>
+                <w:rFonts w:ascii="Arial" w:cs="Arial" w:eastAsia="Arial" w:hAnsi="Arial"/>
+                <w:b/>
+                <w:bCs/>
+                <w:color w:val="FFFFFF"/>
+                <w:sz w:val="20"/>
+                <w:szCs w:val="20"/>
+              </w:rPr>
+              <w:t xml:space="preserve">ISO Reference</w:t>
+            </w:r>
+          </w:p>
+        </w:tc>
+        <w:tc>
+          <w:tcPr>
+            <w:tcW w:type="dxa" w:w="7580"/>
+            <w:tcBorders>
+              <w:top w:val="single" w:color="CBD5E1" w:sz="1"/>
+              <w:left w:val="single" w:color="CBD5E1" w:sz="1"/>
+              <w:bottom w:val="single" w:color="CBD5E1" w:sz="1"/>
+              <w:right w:val="single" w:color="CBD5E1" w:sz="1"/>
+            </w:tcBorders>
+            <w:tcMar>
+              <w:top w:type="dxa" w:w="80"/>
+              <w:left w:type="dxa" w:w="120"/>
+              <w:bottom w:type="dxa" w:w="80"/>
+              <w:right w:type="dxa" w:w="120"/>
+            </w:tcMar>
+          </w:tcPr>
+          <w:p>
+            <w:pPr>
+              <w:spacing w:after="140"/>
+            </w:pPr>
+            <w:r>
+              <w:rPr>
+                <w:rFonts w:ascii="Arial" w:cs="Arial" w:eastAsia="Arial" w:hAnsi="Arial"/>
+                <w:sz w:val="20"/>
+                <w:szCs w:val="20"/>
+              </w:rPr>
+              <w:t xml:space="preserve">ISO 9001:2015 §7.5</w:t>
+            </w:r>
+          </w:p>
+        </w:tc>
+      </w:tr>
+    </w:tbl>
+    <w:p>
+      <w:pPr>
         <w:spacing w:before="240" w:after="80"/>
       </w:pPr>
       <w:r>
@@ -914,13 +1332,6 @@
         </w:tc>
       </w:tr>
     </w:tbl>
-    <w:sectPr>
-      <w:footerReference w:type="default" r:id="rId7"/>
-      <w:pgSz w:w="12240" w:h="15840" w:orient="portrait"/>
-      <w:pgMar w:top="1080" w:right="1080" w:bottom="1080" w:left="1080" w:header="708" w:footer="708" w:gutter="0"/>
-      <w:pgNumType/>
-      <w:docGrid w:linePitch="360"/>
-    </w:sectPr>
     <w:sectPr>
       <w:footerReference w:type="default" r:id="rId7"/>
       <w:pgSz w:w="12240" w:h="15840" w:orient="portrait"/>

--- a/public/ims/PRO-01-DOCUMENT-CONTROL.docx
+++ b/public/ims/PRO-01-DOCUMENT-CONTROL.docx
@@ -525,10 +525,13 @@
     </w:tbl>
     <w:p>
       <w:pPr>
-        <w:spacing w:before="240" w:after="80"/>
-      </w:pPr>
-      <w:r>
-        <w:rPr>
+        <w:spacing w:line="360" w:lineRule="auto" w:before="240" w:after="80"/>
+        <w:keepLines/>
+        <w:pageBreakBefore/>
+      </w:pPr>
+      <w:r>
+        <w:rPr>
+          <w:rFonts w:ascii="Times New Roman" w:hAnsi="Times New Roman" w:cs="Times New Roman"/>
           <w:b/>
           <w:bCs/>
           <w:sz w:val="28"/>
@@ -540,18 +543,26 @@
     </w:p>
     <w:p>
       <w:pPr>
-        <w:spacing w:after="80"/>
-      </w:pPr>
-      <w:r>
+        <w:spacing w:line="360" w:lineRule="auto" w:after="80"/>
+        <w:keepLines/>
+      </w:pPr>
+      <w:r>
+        <w:rPr>
+          <w:rFonts w:ascii="Times New Roman" w:hAnsi="Times New Roman" w:cs="Times New Roman"/>
+          <w:sz w:val="24"/>
+          <w:szCs w:val="24"/>
+        </w:rPr>
         <w:t xml:space="preserve">This procedure establishes how all Preqal Integrated Management System (IMS) documents are created, reviewed, approved, stored, distributed, and controlled. It ensures that documents are available at the point of use, are current and authorised, and that obsolete versions are prevented from unintended use.</w:t>
       </w:r>
     </w:p>
     <w:p>
       <w:pPr>
-        <w:spacing w:before="240" w:after="80"/>
-      </w:pPr>
-      <w:r>
-        <w:rPr>
+        <w:spacing w:line="360" w:lineRule="auto" w:before="240" w:after="80"/>
+        <w:keepLines/>
+      </w:pPr>
+      <w:r>
+        <w:rPr>
+          <w:rFonts w:ascii="Times New Roman" w:hAnsi="Times New Roman" w:cs="Times New Roman"/>
           <w:b/>
           <w:bCs/>
           <w:sz w:val="28"/>
@@ -563,470 +574,784 @@
     </w:p>
     <w:p>
       <w:pPr>
-        <w:spacing w:after="80"/>
-      </w:pPr>
-      <w:r>
+        <w:spacing w:line="360" w:lineRule="auto" w:after="80"/>
+        <w:keepLines/>
+      </w:pPr>
+      <w:r>
+        <w:rPr>
+          <w:rFonts w:ascii="Times New Roman" w:hAnsi="Times New Roman" w:cs="Times New Roman"/>
+          <w:sz w:val="24"/>
+          <w:szCs w:val="24"/>
+        </w:rPr>
         <w:t xml:space="preserve">This procedure applies to all controlled documents in the Preqal IMS, including Standard Operating Procedures (SOPs), Policies, Forms &amp; Templates, Registers, and Diagrams. It applies to all personnel — human and agentic — operating within the Preqal management system.</w:t>
       </w:r>
     </w:p>
     <w:p>
       <w:pPr>
-        <w:spacing w:after="80"/>
-      </w:pPr>
-      <w:r>
-        <w:rPr>
-          <w:b/>
-          <w:bCs/>
+        <w:spacing w:line="360" w:lineRule="auto" w:after="80"/>
+        <w:keepLines/>
+      </w:pPr>
+      <w:r>
+        <w:rPr>
+          <w:rFonts w:ascii="Times New Roman" w:hAnsi="Times New Roman" w:cs="Times New Roman"/>
+          <w:b/>
+          <w:bCs/>
+          <w:sz w:val="24"/>
+          <w:szCs w:val="24"/>
         </w:rPr>
         <w:t xml:space="preserve">3. Authorised Document Storage Locations</w:t>
       </w:r>
     </w:p>
     <w:p>
       <w:pPr>
-        <w:spacing w:after="80"/>
-      </w:pPr>
-      <w:r>
+        <w:spacing w:line="360" w:lineRule="auto" w:after="80"/>
+        <w:keepLines/>
+      </w:pPr>
+      <w:r>
+        <w:rPr>
+          <w:rFonts w:ascii="Times New Roman" w:hAnsi="Times New Roman" w:cs="Times New Roman"/>
+          <w:sz w:val="24"/>
+          <w:szCs w:val="24"/>
+        </w:rPr>
         <w:t xml:space="preserve">All controlled IMS documents must be stored in the following three redundant locations simultaneously. This tri-location strategy ensures availability during audits, business continuity, and off-site backup.</w:t>
       </w:r>
     </w:p>
     <w:p>
       <w:pPr>
-        <w:spacing w:after="80"/>
-      </w:pPr>
-      <w:r>
+        <w:spacing w:line="360" w:lineRule="auto" w:after="80"/>
+        <w:keepLines/>
+      </w:pPr>
+      <w:r>
+        <w:rPr>
+          <w:rFonts w:ascii="Times New Roman" w:hAnsi="Times New Roman" w:cs="Times New Roman"/>
+          <w:sz w:val="24"/>
+          <w:szCs w:val="24"/>
+        </w:rPr>
         <w:t xml:space="preserve"># | Location | Full Address / Path | Notes</w:t>
       </w:r>
     </w:p>
     <w:p>
       <w:pPr>
-        <w:spacing w:after="80"/>
-      </w:pPr>
-      <w:r>
+        <w:spacing w:line="360" w:lineRule="auto" w:after="80"/>
+        <w:keepLines/>
+      </w:pPr>
+      <w:r>
+        <w:rPr>
+          <w:rFonts w:ascii="Times New Roman" w:hAnsi="Times New Roman" w:cs="Times New Roman"/>
+          <w:sz w:val="24"/>
+          <w:szCs w:val="24"/>
+        </w:rPr>
         <w:t xml:space="preserve">1 | Mac (Primary) | /Users/stefangravesande/Documents/Projects/Preqal QMS/ | Master working copy. Organised in 6 subfolders. This is the authoritative source. Running scripts/sync-ims-file.cjs after any edit pushes the updated file to Supabase Storage.</w:t>
       </w:r>
     </w:p>
     <w:p>
       <w:pPr>
-        <w:spacing w:after="80"/>
-      </w:pPr>
-      <w:r>
+        <w:spacing w:line="360" w:lineRule="auto" w:after="80"/>
+        <w:keepLines/>
+      </w:pPr>
+      <w:r>
+        <w:rPr>
+          <w:rFonts w:ascii="Times New Roman" w:hAnsi="Times New Roman" w:cs="Times New Roman"/>
+          <w:sz w:val="24"/>
+          <w:szCs w:val="24"/>
+        </w:rPr>
         <w:t xml:space="preserve">2 | Supabase Storage (Cloud) | Project gndcjmxxgtnoidxgcdnx — bucket: ims | Private storage bucket. Files are served exclusively to authenticated and authorised Preqal personnel via time-limited signed URLs at preqal.org/ims/. No public access.</w:t>
       </w:r>
     </w:p>
     <w:p>
       <w:pPr>
-        <w:spacing w:after="80"/>
-      </w:pPr>
-      <w:r>
+        <w:spacing w:line="360" w:lineRule="auto" w:after="80"/>
+        <w:keepLines/>
+      </w:pPr>
+      <w:r>
+        <w:rPr>
+          <w:rFonts w:ascii="Times New Roman" w:hAnsi="Times New Roman" w:cs="Times New Roman"/>
+          <w:sz w:val="24"/>
+          <w:szCs w:val="24"/>
+        </w:rPr>
         <w:t xml:space="preserve">Synchronisation protocol: The Mac copy is the working master. When a document is created or updated, the author runs </w:t>
       </w:r>
       <w:r>
         <w:rPr>
-          <w:b/>
-          <w:bCs/>
+          <w:rFonts w:ascii="Times New Roman" w:hAnsi="Times New Roman" w:cs="Times New Roman"/>
+          <w:b/>
+          <w:bCs/>
+          <w:sz w:val="24"/>
+          <w:szCs w:val="24"/>
         </w:rPr>
         <w:t xml:space="preserve">node scripts/sync-ims-file.cjs &lt;filepath&gt;</w:t>
       </w:r>
       <w:r>
+        <w:rPr>
+          <w:rFonts w:ascii="Times New Roman" w:hAnsi="Times New Roman" w:cs="Times New Roman"/>
+          <w:sz w:val="24"/>
+          <w:szCs w:val="24"/>
+        </w:rPr>
         <w:t xml:space="preserve"> from the project root. This uploads the file to the Supabase Storage bucket and updates the corresponding </w:t>
       </w:r>
       <w:r>
         <w:rPr>
-          <w:b/>
-          <w:bCs/>
+          <w:rFonts w:ascii="Times New Roman" w:hAnsi="Times New Roman" w:cs="Times New Roman"/>
+          <w:b/>
+          <w:bCs/>
+          <w:sz w:val="24"/>
+          <w:szCs w:val="24"/>
         </w:rPr>
         <w:t xml:space="preserve">qms_documents.file_url</w:t>
       </w:r>
       <w:r>
+        <w:rPr>
+          <w:rFonts w:ascii="Times New Roman" w:hAnsi="Times New Roman" w:cs="Times New Roman"/>
+          <w:sz w:val="24"/>
+          <w:szCs w:val="24"/>
+        </w:rPr>
         <w:t xml:space="preserve"> record. To bulk-sync all documents, run </w:t>
       </w:r>
       <w:r>
         <w:rPr>
-          <w:b/>
-          <w:bCs/>
+          <w:rFonts w:ascii="Times New Roman" w:hAnsi="Times New Roman" w:cs="Times New Roman"/>
+          <w:b/>
+          <w:bCs/>
+          <w:sz w:val="24"/>
+          <w:szCs w:val="24"/>
         </w:rPr>
         <w:t xml:space="preserve">node scripts/upload-all-ims.cjs</w:t>
       </w:r>
       <w:r>
+        <w:rPr>
+          <w:rFonts w:ascii="Times New Roman" w:hAnsi="Times New Roman" w:cs="Times New Roman"/>
+          <w:sz w:val="24"/>
+          <w:szCs w:val="24"/>
+        </w:rPr>
         <w:t xml:space="preserve">. Both scripts require the </w:t>
       </w:r>
       <w:r>
         <w:rPr>
-          <w:b/>
-          <w:bCs/>
+          <w:rFonts w:ascii="Times New Roman" w:hAnsi="Times New Roman" w:cs="Times New Roman"/>
+          <w:b/>
+          <w:bCs/>
+          <w:sz w:val="24"/>
+          <w:szCs w:val="24"/>
         </w:rPr>
         <w:t xml:space="preserve">SUPABASE_SERVICE_KEY</w:t>
       </w:r>
       <w:r>
+        <w:rPr>
+          <w:rFonts w:ascii="Times New Roman" w:hAnsi="Times New Roman" w:cs="Times New Roman"/>
+          <w:sz w:val="24"/>
+          <w:szCs w:val="24"/>
+        </w:rPr>
         <w:t xml:space="preserve"> environment variable (Supabase dashboard → Settings → API → service_role).</w:t>
       </w:r>
     </w:p>
     <w:p>
       <w:pPr>
-        <w:spacing w:after="80"/>
-      </w:pPr>
-      <w:r>
-        <w:rPr>
-          <w:b/>
-          <w:bCs/>
+        <w:spacing w:line="360" w:lineRule="auto" w:after="80"/>
+        <w:keepLines/>
+      </w:pPr>
+      <w:r>
+        <w:rPr>
+          <w:rFonts w:ascii="Times New Roman" w:hAnsi="Times New Roman" w:cs="Times New Roman"/>
+          <w:b/>
+          <w:bCs/>
+          <w:sz w:val="24"/>
+          <w:szCs w:val="24"/>
         </w:rPr>
         <w:t xml:space="preserve">4. Document Numbering Convention</w:t>
       </w:r>
     </w:p>
     <w:p>
       <w:pPr>
-        <w:spacing w:after="80"/>
-      </w:pPr>
-      <w:r>
+        <w:spacing w:line="360" w:lineRule="auto" w:after="80"/>
+        <w:keepLines/>
+      </w:pPr>
+      <w:r>
+        <w:rPr>
+          <w:rFonts w:ascii="Times New Roman" w:hAnsi="Times New Roman" w:cs="Times New Roman"/>
+          <w:sz w:val="24"/>
+          <w:szCs w:val="24"/>
+        </w:rPr>
         <w:t xml:space="preserve">All IMS documents use a fixed prefix + two-digit sequential number format. New documents are added to the next available number within their category. The Document Master Register (REG-01) is the authoritative list of all document numbers.</w:t>
       </w:r>
     </w:p>
     <w:p>
       <w:pPr>
-        <w:spacing w:after="80"/>
-      </w:pPr>
-      <w:r>
+        <w:spacing w:line="360" w:lineRule="auto" w:after="80"/>
+        <w:keepLines/>
+      </w:pPr>
+      <w:r>
+        <w:rPr>
+          <w:rFonts w:ascii="Times New Roman" w:hAnsi="Times New Roman" w:cs="Times New Roman"/>
+          <w:sz w:val="24"/>
+          <w:szCs w:val="24"/>
+        </w:rPr>
         <w:t xml:space="preserve">Prefix | Category | Examples</w:t>
       </w:r>
     </w:p>
     <w:p>
       <w:pPr>
-        <w:spacing w:after="80"/>
-      </w:pPr>
-      <w:r>
+        <w:spacing w:line="360" w:lineRule="auto" w:after="80"/>
+        <w:keepLines/>
+      </w:pPr>
+      <w:r>
+        <w:rPr>
+          <w:rFonts w:ascii="Times New Roman" w:hAnsi="Times New Roman" w:cs="Times New Roman"/>
+          <w:sz w:val="24"/>
+          <w:szCs w:val="24"/>
+        </w:rPr>
         <w:t xml:space="preserve">SOP-XX | Standard Operating Procedure | SOP-01 Document Control, SOP-02 Marketing</w:t>
       </w:r>
     </w:p>
     <w:p>
       <w:pPr>
-        <w:spacing w:after="80"/>
-      </w:pPr>
-      <w:r>
+        <w:spacing w:line="360" w:lineRule="auto" w:after="80"/>
+        <w:keepLines/>
+      </w:pPr>
+      <w:r>
+        <w:rPr>
+          <w:rFonts w:ascii="Times New Roman" w:hAnsi="Times New Roman" w:cs="Times New Roman"/>
+          <w:sz w:val="24"/>
+          <w:szCs w:val="24"/>
+        </w:rPr>
         <w:t xml:space="preserve">POL-XX | Policy | POL-01 Quality Policy, POL-02 Data Protection</w:t>
       </w:r>
     </w:p>
     <w:p>
       <w:pPr>
-        <w:spacing w:after="80"/>
-      </w:pPr>
-      <w:r>
+        <w:spacing w:line="360" w:lineRule="auto" w:after="80"/>
+        <w:keepLines/>
+      </w:pPr>
+      <w:r>
+        <w:rPr>
+          <w:rFonts w:ascii="Times New Roman" w:hAnsi="Times New Roman" w:cs="Times New Roman"/>
+          <w:sz w:val="24"/>
+          <w:szCs w:val="24"/>
+        </w:rPr>
         <w:t xml:space="preserve">TPL-XX | Template / Form | TPL-01 Quote Template, TPL-03 Service Agreement</w:t>
       </w:r>
     </w:p>
     <w:p>
       <w:pPr>
-        <w:spacing w:after="80"/>
-      </w:pPr>
-      <w:r>
+        <w:spacing w:line="360" w:lineRule="auto" w:after="80"/>
+        <w:keepLines/>
+      </w:pPr>
+      <w:r>
+        <w:rPr>
+          <w:rFonts w:ascii="Times New Roman" w:hAnsi="Times New Roman" w:cs="Times New Roman"/>
+          <w:sz w:val="24"/>
+          <w:szCs w:val="24"/>
+        </w:rPr>
         <w:t xml:space="preserve">REG-XX | Register / Record | REG-01 Document Master, REG-04 Employee Register</w:t>
       </w:r>
     </w:p>
     <w:p>
       <w:pPr>
-        <w:spacing w:after="80"/>
-      </w:pPr>
-      <w:r>
+        <w:spacing w:line="360" w:lineRule="auto" w:after="80"/>
+        <w:keepLines/>
+      </w:pPr>
+      <w:r>
+        <w:rPr>
+          <w:rFonts w:ascii="Times New Roman" w:hAnsi="Times New Roman" w:cs="Times New Roman"/>
+          <w:sz w:val="24"/>
+          <w:szCs w:val="24"/>
+        </w:rPr>
         <w:t xml:space="preserve">DIA-XX | Diagram / Process Map | DIA-01 Preqal Process Flow</w:t>
       </w:r>
     </w:p>
     <w:p>
       <w:pPr>
-        <w:spacing w:after="80"/>
-      </w:pPr>
-      <w:r>
-        <w:rPr>
-          <w:b/>
-          <w:bCs/>
+        <w:spacing w:line="360" w:lineRule="auto" w:after="80"/>
+        <w:keepLines/>
+      </w:pPr>
+      <w:r>
+        <w:rPr>
+          <w:rFonts w:ascii="Times New Roman" w:hAnsi="Times New Roman" w:cs="Times New Roman"/>
+          <w:b/>
+          <w:bCs/>
+          <w:sz w:val="24"/>
+          <w:szCs w:val="24"/>
         </w:rPr>
         <w:t xml:space="preserve">5. Document Creation and Approval</w:t>
       </w:r>
     </w:p>
     <w:p>
       <w:pPr>
-        <w:spacing w:after="80"/>
-      </w:pPr>
-      <w:r>
+        <w:spacing w:line="360" w:lineRule="auto" w:after="80"/>
+        <w:keepLines/>
+      </w:pPr>
+      <w:r>
+        <w:rPr>
+          <w:rFonts w:ascii="Times New Roman" w:hAnsi="Times New Roman" w:cs="Times New Roman"/>
+          <w:sz w:val="24"/>
+          <w:szCs w:val="24"/>
+        </w:rPr>
         <w:t xml:space="preserve">•  Any Preqal team member may draft a new document.</w:t>
       </w:r>
     </w:p>
     <w:p>
       <w:pPr>
-        <w:spacing w:after="80"/>
-      </w:pPr>
-      <w:r>
+        <w:spacing w:line="360" w:lineRule="auto" w:after="80"/>
+        <w:keepLines/>
+      </w:pPr>
+      <w:r>
+        <w:rPr>
+          <w:rFonts w:ascii="Times New Roman" w:hAnsi="Times New Roman" w:cs="Times New Roman"/>
+          <w:sz w:val="24"/>
+          <w:szCs w:val="24"/>
+        </w:rPr>
         <w:t xml:space="preserve">•  Draft documents are saved with status: Draft and stored only on the Mac until approved.</w:t>
       </w:r>
     </w:p>
     <w:p>
       <w:pPr>
-        <w:spacing w:after="80"/>
-      </w:pPr>
-      <w:r>
+        <w:spacing w:line="360" w:lineRule="auto" w:after="80"/>
+        <w:keepLines/>
+      </w:pPr>
+      <w:r>
+        <w:rPr>
+          <w:rFonts w:ascii="Times New Roman" w:hAnsi="Times New Roman" w:cs="Times New Roman"/>
+          <w:sz w:val="24"/>
+          <w:szCs w:val="24"/>
+        </w:rPr>
         <w:t xml:space="preserve">•  The document owner reviews the draft for accuracy, completeness, and alignment with Preqal processes.</w:t>
       </w:r>
     </w:p>
     <w:p>
       <w:pPr>
-        <w:spacing w:after="80"/>
-      </w:pPr>
-      <w:r>
+        <w:spacing w:line="360" w:lineRule="auto" w:after="80"/>
+        <w:keepLines/>
+      </w:pPr>
+      <w:r>
+        <w:rPr>
+          <w:rFonts w:ascii="Times New Roman" w:hAnsi="Times New Roman" w:cs="Times New Roman"/>
+          <w:sz w:val="24"/>
+          <w:szCs w:val="24"/>
+        </w:rPr>
         <w:t xml:space="preserve">•  Dr. Stefan Gravesande (Management Representative) approves all new and revised documents.</w:t>
       </w:r>
     </w:p>
     <w:p>
       <w:pPr>
-        <w:spacing w:after="80"/>
-      </w:pPr>
-      <w:r>
+        <w:spacing w:line="360" w:lineRule="auto" w:after="80"/>
+        <w:keepLines/>
+      </w:pPr>
+      <w:r>
+        <w:rPr>
+          <w:rFonts w:ascii="Times New Roman" w:hAnsi="Times New Roman" w:cs="Times New Roman"/>
+          <w:sz w:val="24"/>
+          <w:szCs w:val="24"/>
+        </w:rPr>
         <w:t xml:space="preserve">•  Upon approval, the effective date is set, the version is set to the next increment (e.g. 1.0 → 2.0 for major, 1.0 → 1.1 for minor), and the document is distributed to all three authorised locations.</w:t>
       </w:r>
     </w:p>
     <w:p>
       <w:pPr>
-        <w:spacing w:after="80"/>
-      </w:pPr>
-      <w:r>
+        <w:spacing w:line="360" w:lineRule="auto" w:after="80"/>
+        <w:keepLines/>
+      </w:pPr>
+      <w:r>
+        <w:rPr>
+          <w:rFonts w:ascii="Times New Roman" w:hAnsi="Times New Roman" w:cs="Times New Roman"/>
+          <w:sz w:val="24"/>
+          <w:szCs w:val="24"/>
+        </w:rPr>
         <w:t xml:space="preserve">•  REG-01 (Document Master Register) is updated to reflect the new or revised document.</w:t>
       </w:r>
     </w:p>
     <w:p>
       <w:pPr>
-        <w:spacing w:after="80"/>
-      </w:pPr>
-      <w:r>
-        <w:rPr>
-          <w:b/>
-          <w:bCs/>
+        <w:spacing w:line="360" w:lineRule="auto" w:after="80"/>
+        <w:keepLines/>
+      </w:pPr>
+      <w:r>
+        <w:rPr>
+          <w:rFonts w:ascii="Times New Roman" w:hAnsi="Times New Roman" w:cs="Times New Roman"/>
+          <w:b/>
+          <w:bCs/>
+          <w:sz w:val="24"/>
+          <w:szCs w:val="24"/>
         </w:rPr>
         <w:t xml:space="preserve">6. Periodic Review</w:t>
       </w:r>
     </w:p>
     <w:p>
       <w:pPr>
-        <w:spacing w:after="80"/>
-      </w:pPr>
-      <w:r>
+        <w:spacing w:line="360" w:lineRule="auto" w:after="80"/>
+        <w:keepLines/>
+      </w:pPr>
+      <w:r>
+        <w:rPr>
+          <w:rFonts w:ascii="Times New Roman" w:hAnsi="Times New Roman" w:cs="Times New Roman"/>
+          <w:sz w:val="24"/>
+          <w:szCs w:val="24"/>
+        </w:rPr>
         <w:t xml:space="preserve">All documents are reviewed annually on or before their Review Date (typically one year from Effective Date). The review must determine whether the document:</w:t>
       </w:r>
     </w:p>
     <w:p>
       <w:pPr>
-        <w:spacing w:after="80"/>
-      </w:pPr>
-      <w:r>
+        <w:spacing w:line="360" w:lineRule="auto" w:after="80"/>
+        <w:keepLines/>
+      </w:pPr>
+      <w:r>
+        <w:rPr>
+          <w:rFonts w:ascii="Times New Roman" w:hAnsi="Times New Roman" w:cs="Times New Roman"/>
+          <w:sz w:val="24"/>
+          <w:szCs w:val="24"/>
+        </w:rPr>
         <w:t xml:space="preserve">•  Remains accurate and fit for purpose;</w:t>
       </w:r>
     </w:p>
     <w:p>
       <w:pPr>
-        <w:spacing w:after="80"/>
-      </w:pPr>
-      <w:r>
+        <w:spacing w:line="360" w:lineRule="auto" w:after="80"/>
+        <w:keepLines/>
+      </w:pPr>
+      <w:r>
+        <w:rPr>
+          <w:rFonts w:ascii="Times New Roman" w:hAnsi="Times New Roman" w:cs="Times New Roman"/>
+          <w:sz w:val="24"/>
+          <w:szCs w:val="24"/>
+        </w:rPr>
         <w:t xml:space="preserve">•  Reflects current Preqal processes, applicable standards, and regulatory requirements;</w:t>
       </w:r>
     </w:p>
     <w:p>
       <w:pPr>
-        <w:spacing w:after="80"/>
-      </w:pPr>
-      <w:r>
+        <w:spacing w:line="360" w:lineRule="auto" w:after="80"/>
+        <w:keepLines/>
+      </w:pPr>
+      <w:r>
+        <w:rPr>
+          <w:rFonts w:ascii="Times New Roman" w:hAnsi="Times New Roman" w:cs="Times New Roman"/>
+          <w:sz w:val="24"/>
+          <w:szCs w:val="24"/>
+        </w:rPr>
         <w:t xml:space="preserve">•  Should be revised, superseded, or withdrawn.</w:t>
       </w:r>
     </w:p>
     <w:p>
       <w:pPr>
-        <w:spacing w:after="80"/>
-      </w:pPr>
-      <w:r>
+        <w:spacing w:line="360" w:lineRule="auto" w:after="80"/>
+        <w:keepLines/>
+      </w:pPr>
+      <w:r>
+        <w:rPr>
+          <w:rFonts w:ascii="Times New Roman" w:hAnsi="Times New Roman" w:cs="Times New Roman"/>
+          <w:sz w:val="24"/>
+          <w:szCs w:val="24"/>
+        </w:rPr>
         <w:t xml:space="preserve">If no changes are required, the review date is extended by 12 months and this is recorded in REG-01. If changes are required, the document enters the revision workflow (Section 7).</w:t>
       </w:r>
     </w:p>
     <w:p>
       <w:pPr>
-        <w:spacing w:after="80"/>
-      </w:pPr>
-      <w:r>
-        <w:rPr>
-          <w:b/>
-          <w:bCs/>
+        <w:spacing w:line="360" w:lineRule="auto" w:after="80"/>
+        <w:keepLines/>
+      </w:pPr>
+      <w:r>
+        <w:rPr>
+          <w:rFonts w:ascii="Times New Roman" w:hAnsi="Times New Roman" w:cs="Times New Roman"/>
+          <w:b/>
+          <w:bCs/>
+          <w:sz w:val="24"/>
+          <w:szCs w:val="24"/>
         </w:rPr>
         <w:t xml:space="preserve">7. Document Revision</w:t>
       </w:r>
     </w:p>
     <w:p>
       <w:pPr>
-        <w:spacing w:after="80"/>
-      </w:pPr>
-      <w:r>
+        <w:spacing w:line="360" w:lineRule="auto" w:after="80"/>
+        <w:keepLines/>
+      </w:pPr>
+      <w:r>
+        <w:rPr>
+          <w:rFonts w:ascii="Times New Roman" w:hAnsi="Times New Roman" w:cs="Times New Roman"/>
+          <w:sz w:val="24"/>
+          <w:szCs w:val="24"/>
+        </w:rPr>
         <w:t xml:space="preserve">•  All substantive changes to a document require a version increment.</w:t>
       </w:r>
     </w:p>
     <w:p>
       <w:pPr>
-        <w:spacing w:after="80"/>
-      </w:pPr>
-      <w:r>
+        <w:spacing w:line="360" w:lineRule="auto" w:after="80"/>
+        <w:keepLines/>
+      </w:pPr>
+      <w:r>
+        <w:rPr>
+          <w:rFonts w:ascii="Times New Roman" w:hAnsi="Times New Roman" w:cs="Times New Roman"/>
+          <w:sz w:val="24"/>
+          <w:szCs w:val="24"/>
+        </w:rPr>
         <w:t xml:space="preserve">•  The revised document replaces the previous version in all three storage locations simultaneously.</w:t>
       </w:r>
     </w:p>
     <w:p>
       <w:pPr>
-        <w:spacing w:after="80"/>
-      </w:pPr>
-      <w:r>
+        <w:spacing w:line="360" w:lineRule="auto" w:after="80"/>
+        <w:keepLines/>
+      </w:pPr>
+      <w:r>
+        <w:rPr>
+          <w:rFonts w:ascii="Times New Roman" w:hAnsi="Times New Roman" w:cs="Times New Roman"/>
+          <w:sz w:val="24"/>
+          <w:szCs w:val="24"/>
+        </w:rPr>
         <w:t xml:space="preserve">•  The previous version is retained as a read-only archived copy in a subfolder named /archive/ within the Mac storage location.</w:t>
       </w:r>
     </w:p>
     <w:p>
       <w:pPr>
-        <w:spacing w:after="80"/>
-      </w:pPr>
-      <w:r>
+        <w:spacing w:line="360" w:lineRule="auto" w:after="80"/>
+        <w:keepLines/>
+      </w:pPr>
+      <w:r>
+        <w:rPr>
+          <w:rFonts w:ascii="Times New Roman" w:hAnsi="Times New Roman" w:cs="Times New Roman"/>
+          <w:sz w:val="24"/>
+          <w:szCs w:val="24"/>
+        </w:rPr>
         <w:t xml:space="preserve">•  Superseded documents are updated in REG-01 with status: Superseded and the date of supersession.</w:t>
       </w:r>
     </w:p>
     <w:p>
       <w:pPr>
-        <w:spacing w:after="80"/>
-      </w:pPr>
-      <w:r>
+        <w:spacing w:line="360" w:lineRule="auto" w:after="80"/>
+        <w:keepLines/>
+      </w:pPr>
+      <w:r>
+        <w:rPr>
+          <w:rFonts w:ascii="Times New Roman" w:hAnsi="Times New Roman" w:cs="Times New Roman"/>
+          <w:sz w:val="24"/>
+          <w:szCs w:val="24"/>
+        </w:rPr>
         <w:t xml:space="preserve">•  Staff are notified of revised documents via the Admin Dashboard operations notice (SOP-11).</w:t>
       </w:r>
     </w:p>
     <w:p>
       <w:pPr>
-        <w:spacing w:after="80"/>
-      </w:pPr>
-      <w:r>
-        <w:rPr>
-          <w:b/>
-          <w:bCs/>
+        <w:spacing w:line="360" w:lineRule="auto" w:after="80"/>
+        <w:keepLines/>
+      </w:pPr>
+      <w:r>
+        <w:rPr>
+          <w:rFonts w:ascii="Times New Roman" w:hAnsi="Times New Roman" w:cs="Times New Roman"/>
+          <w:b/>
+          <w:bCs/>
+          <w:sz w:val="24"/>
+          <w:szCs w:val="24"/>
         </w:rPr>
         <w:t xml:space="preserve">8. Document Withdrawal</w:t>
       </w:r>
     </w:p>
     <w:p>
       <w:pPr>
-        <w:spacing w:after="80"/>
-      </w:pPr>
-      <w:r>
+        <w:spacing w:line="360" w:lineRule="auto" w:after="80"/>
+        <w:keepLines/>
+      </w:pPr>
+      <w:r>
+        <w:rPr>
+          <w:rFonts w:ascii="Times New Roman" w:hAnsi="Times New Roman" w:cs="Times New Roman"/>
+          <w:sz w:val="24"/>
+          <w:szCs w:val="24"/>
+        </w:rPr>
         <w:t xml:space="preserve">A document is withdrawn when a process it describes is discontinued. Withdrawn documents are:</w:t>
       </w:r>
     </w:p>
     <w:p>
       <w:pPr>
-        <w:spacing w:after="80"/>
-      </w:pPr>
-      <w:r>
+        <w:spacing w:line="360" w:lineRule="auto" w:after="80"/>
+        <w:keepLines/>
+      </w:pPr>
+      <w:r>
+        <w:rPr>
+          <w:rFonts w:ascii="Times New Roman" w:hAnsi="Times New Roman" w:cs="Times New Roman"/>
+          <w:sz w:val="24"/>
+          <w:szCs w:val="24"/>
+        </w:rPr>
         <w:t xml:space="preserve">•  Removed from all three active storage locations;</w:t>
       </w:r>
     </w:p>
     <w:p>
       <w:pPr>
-        <w:spacing w:after="80"/>
-      </w:pPr>
-      <w:r>
+        <w:spacing w:line="360" w:lineRule="auto" w:after="80"/>
+        <w:keepLines/>
+      </w:pPr>
+      <w:r>
+        <w:rPr>
+          <w:rFonts w:ascii="Times New Roman" w:hAnsi="Times New Roman" w:cs="Times New Roman"/>
+          <w:sz w:val="24"/>
+          <w:szCs w:val="24"/>
+        </w:rPr>
         <w:t xml:space="preserve">•  Archived in /archive/ on the Mac with filename suffix _WITHDRAWN_YYYY-MM-DD;</w:t>
       </w:r>
     </w:p>
     <w:p>
       <w:pPr>
-        <w:spacing w:after="80"/>
-      </w:pPr>
-      <w:r>
+        <w:spacing w:line="360" w:lineRule="auto" w:after="80"/>
+        <w:keepLines/>
+      </w:pPr>
+      <w:r>
+        <w:rPr>
+          <w:rFonts w:ascii="Times New Roman" w:hAnsi="Times New Roman" w:cs="Times New Roman"/>
+          <w:sz w:val="24"/>
+          <w:szCs w:val="24"/>
+        </w:rPr>
         <w:t xml:space="preserve">•  Updated in REG-01 with status: Superseded.</w:t>
       </w:r>
     </w:p>
     <w:p>
       <w:pPr>
-        <w:spacing w:after="80"/>
-      </w:pPr>
-      <w:r>
-        <w:rPr>
-          <w:b/>
-          <w:bCs/>
+        <w:spacing w:line="360" w:lineRule="auto" w:after="80"/>
+        <w:keepLines/>
+      </w:pPr>
+      <w:r>
+        <w:rPr>
+          <w:rFonts w:ascii="Times New Roman" w:hAnsi="Times New Roman" w:cs="Times New Roman"/>
+          <w:b/>
+          <w:bCs/>
+          <w:sz w:val="24"/>
+          <w:szCs w:val="24"/>
         </w:rPr>
         <w:t xml:space="preserve">9. Access and Security</w:t>
       </w:r>
     </w:p>
     <w:p>
       <w:pPr>
-        <w:spacing w:after="80"/>
-      </w:pPr>
-      <w:r>
+        <w:spacing w:line="360" w:lineRule="auto" w:after="80"/>
+        <w:keepLines/>
+      </w:pPr>
+      <w:r>
+        <w:rPr>
+          <w:rFonts w:ascii="Times New Roman" w:hAnsi="Times New Roman" w:cs="Times New Roman"/>
+          <w:sz w:val="24"/>
+          <w:szCs w:val="24"/>
+        </w:rPr>
         <w:t xml:space="preserve">All IMS documents are stored in a private Supabase Storage bucket (ims). Access is enforced at two levels:</w:t>
       </w:r>
     </w:p>
     <w:p>
       <w:pPr>
-        <w:spacing w:after="80"/>
-      </w:pPr>
-      <w:r>
+        <w:spacing w:line="360" w:lineRule="auto" w:after="80"/>
+        <w:keepLines/>
+      </w:pPr>
+      <w:r>
+        <w:rPr>
+          <w:rFonts w:ascii="Times New Roman" w:hAnsi="Times New Roman" w:cs="Times New Roman"/>
+          <w:sz w:val="24"/>
+          <w:szCs w:val="24"/>
+        </w:rPr>
         <w:t xml:space="preserve">•  Authentication — users must sign in via Supabase Auth (magic link sent to their registered email).</w:t>
       </w:r>
     </w:p>
     <w:p>
       <w:pPr>
-        <w:spacing w:after="80"/>
-      </w:pPr>
-      <w:r>
+        <w:spacing w:line="360" w:lineRule="auto" w:after="80"/>
+        <w:keepLines/>
+      </w:pPr>
+      <w:r>
+        <w:rPr>
+          <w:rFonts w:ascii="Times New Roman" w:hAnsi="Times New Roman" w:cs="Times New Roman"/>
+          <w:sz w:val="24"/>
+          <w:szCs w:val="24"/>
+        </w:rPr>
         <w:t xml:space="preserve">•  Authorisation — the signed-in user's email is checked against the authorized_ims_users table. Only listed emails are granted access.</w:t>
       </w:r>
     </w:p>
     <w:p>
       <w:pPr>
-        <w:spacing w:after="80"/>
-      </w:pPr>
-      <w:r>
+        <w:spacing w:line="360" w:lineRule="auto" w:after="80"/>
+        <w:keepLines/>
+      </w:pPr>
+      <w:r>
+        <w:rPr>
+          <w:rFonts w:ascii="Times New Roman" w:hAnsi="Times New Roman" w:cs="Times New Roman"/>
+          <w:sz w:val="24"/>
+          <w:szCs w:val="24"/>
+        </w:rPr>
         <w:t xml:space="preserve">•  Time-limited signed URLs — the IMS library generates a signed URL valid for 1 hour per document open action. No permanent public URLs exist.</w:t>
       </w:r>
     </w:p>
     <w:p>
       <w:pPr>
-        <w:spacing w:after="80"/>
-      </w:pPr>
-      <w:r>
+        <w:spacing w:line="360" w:lineRule="auto" w:after="80"/>
+        <w:keepLines/>
+      </w:pPr>
+      <w:r>
+        <w:rPr>
+          <w:rFonts w:ascii="Times New Roman" w:hAnsi="Times New Roman" w:cs="Times New Roman"/>
+          <w:sz w:val="24"/>
+          <w:szCs w:val="24"/>
+        </w:rPr>
         <w:t xml:space="preserve">Authorised users are managed in the authorized_ims_users table in Supabase (Project gndcjmxxgtnoidxgcdnx). Initial authorised users:</w:t>
       </w:r>
     </w:p>
     <w:p>
       <w:pPr>
-        <w:spacing w:after="80"/>
-      </w:pPr>
-      <w:r>
+        <w:spacing w:line="360" w:lineRule="auto" w:after="80"/>
+        <w:keepLines/>
+      </w:pPr>
+      <w:r>
+        <w:rPr>
+          <w:rFonts w:ascii="Times New Roman" w:hAnsi="Times New Roman" w:cs="Times New Roman"/>
+          <w:sz w:val="24"/>
+          <w:szCs w:val="24"/>
+        </w:rPr>
         <w:t xml:space="preserve">•  stefan.gravesande@preqal.org (Management Representative)</w:t>
       </w:r>
     </w:p>
     <w:p>
       <w:pPr>
-        <w:spacing w:after="80"/>
-      </w:pPr>
-      <w:r>
+        <w:spacing w:line="360" w:lineRule="auto" w:after="80"/>
+        <w:keepLines/>
+      </w:pPr>
+      <w:r>
+        <w:rPr>
+          <w:rFonts w:ascii="Times New Roman" w:hAnsi="Times New Roman" w:cs="Times New Roman"/>
+          <w:sz w:val="24"/>
+          <w:szCs w:val="24"/>
+        </w:rPr>
         <w:t xml:space="preserve">•  stefan.gravesande@gmail.com (personal backup access)</w:t>
       </w:r>
     </w:p>
     <w:p>
       <w:pPr>
-        <w:spacing w:after="80"/>
-      </w:pPr>
-      <w:r>
+        <w:spacing w:line="360" w:lineRule="auto" w:after="80"/>
+        <w:keepLines/>
+      </w:pPr>
+      <w:r>
+        <w:rPr>
+          <w:rFonts w:ascii="Times New Roman" w:hAnsi="Times New Roman" w:cs="Times New Roman"/>
+          <w:sz w:val="24"/>
+          <w:szCs w:val="24"/>
+        </w:rPr>
         <w:t xml:space="preserve">To grant access to additional staff, insert their email into the authorized_ims_users table. Refer to POL-02 (Data Protection &amp; Privacy Policy) for data handling rules.</w:t>
       </w:r>
     </w:p>
     <w:p>
       <w:pPr>
-        <w:spacing w:after="80"/>
-      </w:pPr>
-      <w:r>
+        <w:spacing w:line="360" w:lineRule="auto" w:after="80"/>
+        <w:keepLines/>
+      </w:pPr>
+      <w:r>
+        <w:rPr>
+          <w:rFonts w:ascii="Times New Roman" w:hAnsi="Times New Roman" w:cs="Times New Roman"/>
+          <w:sz w:val="24"/>
+          <w:szCs w:val="24"/>
+        </w:rPr>
         <w:t xml:space="preserve">The Admin Dashboard (SOP-11) provides additional authenticated access to document management functions for internal staff.</w:t>
       </w:r>
     </w:p>
     <w:p>
       <w:pPr>
-        <w:spacing w:before="240" w:after="80"/>
-      </w:pPr>
-      <w:r>
-        <w:rPr>
+        <w:spacing w:line="360" w:lineRule="auto" w:before="240" w:after="80"/>
+        <w:keepLines/>
+      </w:pPr>
+      <w:r>
+        <w:rPr>
+          <w:rFonts w:ascii="Times New Roman" w:hAnsi="Times New Roman" w:cs="Times New Roman"/>
           <w:b/>
           <w:bCs/>
           <w:sz w:val="28"/>
@@ -1038,70 +1363,108 @@
     </w:p>
     <w:p>
       <w:pPr>
-        <w:spacing w:after="80"/>
-      </w:pPr>
-      <w:r>
-        <w:rPr>
-          <w:b/>
-          <w:bCs/>
+        <w:spacing w:line="360" w:lineRule="auto" w:after="80"/>
+        <w:keepLines/>
+      </w:pPr>
+      <w:r>
+        <w:rPr>
+          <w:rFonts w:ascii="Times New Roman" w:hAnsi="Times New Roman" w:cs="Times New Roman"/>
+          <w:b/>
+          <w:bCs/>
+          <w:sz w:val="24"/>
+          <w:szCs w:val="24"/>
         </w:rPr>
         <w:t xml:space="preserve">Role</w:t>
       </w:r>
       <w:r>
+        <w:rPr>
+          <w:rFonts w:ascii="Times New Roman" w:hAnsi="Times New Roman" w:cs="Times New Roman"/>
+          <w:sz w:val="24"/>
+          <w:szCs w:val="24"/>
+        </w:rPr>
         <w:t xml:space="preserve"> — Responsibilities</w:t>
       </w:r>
     </w:p>
     <w:p>
       <w:pPr>
-        <w:spacing w:after="80"/>
-      </w:pPr>
-      <w:r>
-        <w:rPr>
-          <w:b/>
-          <w:bCs/>
+        <w:spacing w:line="360" w:lineRule="auto" w:after="80"/>
+        <w:keepLines/>
+      </w:pPr>
+      <w:r>
+        <w:rPr>
+          <w:rFonts w:ascii="Times New Roman" w:hAnsi="Times New Roman" w:cs="Times New Roman"/>
+          <w:b/>
+          <w:bCs/>
+          <w:sz w:val="24"/>
+          <w:szCs w:val="24"/>
         </w:rPr>
         <w:t xml:space="preserve">Management Representative (Dr. Stefan Gravesande)</w:t>
       </w:r>
       <w:r>
+        <w:rPr>
+          <w:rFonts w:ascii="Times New Roman" w:hAnsi="Times New Roman" w:cs="Times New Roman"/>
+          <w:sz w:val="24"/>
+          <w:szCs w:val="24"/>
+        </w:rPr>
         <w:t xml:space="preserve"> — Document approval, periodic system review, final authority on document changes</w:t>
       </w:r>
     </w:p>
     <w:p>
       <w:pPr>
-        <w:spacing w:after="80"/>
-      </w:pPr>
-      <w:r>
-        <w:rPr>
-          <w:b/>
-          <w:bCs/>
+        <w:spacing w:line="360" w:lineRule="auto" w:after="80"/>
+        <w:keepLines/>
+      </w:pPr>
+      <w:r>
+        <w:rPr>
+          <w:rFonts w:ascii="Times New Roman" w:hAnsi="Times New Roman" w:cs="Times New Roman"/>
+          <w:b/>
+          <w:bCs/>
+          <w:sz w:val="24"/>
+          <w:szCs w:val="24"/>
         </w:rPr>
         <w:t xml:space="preserve">Document Owner</w:t>
       </w:r>
       <w:r>
+        <w:rPr>
+          <w:rFonts w:ascii="Times New Roman" w:hAnsi="Times New Roman" w:cs="Times New Roman"/>
+          <w:sz w:val="24"/>
+          <w:szCs w:val="24"/>
+        </w:rPr>
         <w:t xml:space="preserve"> — Drafting, maintaining, and reviewing assigned documents; ensuring all three locations are updated</w:t>
       </w:r>
     </w:p>
     <w:p>
       <w:pPr>
-        <w:spacing w:after="80"/>
-      </w:pPr>
-      <w:r>
-        <w:rPr>
-          <w:b/>
-          <w:bCs/>
+        <w:spacing w:line="360" w:lineRule="auto" w:after="80"/>
+        <w:keepLines/>
+      </w:pPr>
+      <w:r>
+        <w:rPr>
+          <w:rFonts w:ascii="Times New Roman" w:hAnsi="Times New Roman" w:cs="Times New Roman"/>
+          <w:b/>
+          <w:bCs/>
+          <w:sz w:val="24"/>
+          <w:szCs w:val="24"/>
         </w:rPr>
         <w:t xml:space="preserve">All Staff (Human &amp; Agentic)</w:t>
       </w:r>
       <w:r>
+        <w:rPr>
+          <w:rFonts w:ascii="Times New Roman" w:hAnsi="Times New Roman" w:cs="Times New Roman"/>
+          <w:sz w:val="24"/>
+          <w:szCs w:val="24"/>
+        </w:rPr>
         <w:t xml:space="preserve"> — Using only the current approved version; reporting obsolete copies or errors to the document owner</w:t>
       </w:r>
     </w:p>
     <w:p>
       <w:pPr>
-        <w:spacing w:before="240" w:after="80"/>
-      </w:pPr>
-      <w:r>
-        <w:rPr>
+        <w:spacing w:line="360" w:lineRule="auto" w:before="240" w:after="80"/>
+        <w:keepLines/>
+      </w:pPr>
+      <w:r>
+        <w:rPr>
+          <w:rFonts w:ascii="Times New Roman" w:hAnsi="Times New Roman" w:cs="Times New Roman"/>
           <w:b/>
           <w:bCs/>
           <w:sz w:val="28"/>
@@ -1114,10 +1477,13 @@
     <w:p/>
     <w:p>
       <w:pPr>
-        <w:spacing w:before="240" w:after="80"/>
-      </w:pPr>
-      <w:r>
-        <w:rPr>
+        <w:spacing w:line="360" w:lineRule="auto" w:before="240" w:after="80"/>
+        <w:keepLines/>
+        <w:pageBreakBefore/>
+      </w:pPr>
+      <w:r>
+        <w:rPr>
+          <w:rFonts w:ascii="Times New Roman" w:hAnsi="Times New Roman" w:cs="Times New Roman"/>
           <w:b/>
           <w:bCs/>
           <w:sz w:val="28"/>
@@ -1130,10 +1496,13 @@
     <w:p/>
     <w:p>
       <w:pPr>
-        <w:spacing w:before="240" w:after="80"/>
-      </w:pPr>
-      <w:r>
-        <w:rPr>
+        <w:spacing w:line="360" w:lineRule="auto" w:before="240" w:after="80"/>
+        <w:keepLines/>
+        <w:pageBreakBefore/>
+      </w:pPr>
+      <w:r>
+        <w:rPr>
+          <w:rFonts w:ascii="Times New Roman" w:hAnsi="Times New Roman" w:cs="Times New Roman"/>
           <w:b/>
           <w:bCs/>
           <w:sz w:val="28"/>
@@ -1146,10 +1515,13 @@
     <w:p/>
     <w:p>
       <w:pPr>
-        <w:spacing w:before="240" w:after="80"/>
-      </w:pPr>
-      <w:r>
-        <w:rPr>
+        <w:spacing w:line="360" w:lineRule="auto" w:before="240" w:after="80"/>
+        <w:keepLines/>
+        <w:pageBreakBefore/>
+      </w:pPr>
+      <w:r>
+        <w:rPr>
+          <w:rFonts w:ascii="Times New Roman" w:hAnsi="Times New Roman" w:cs="Times New Roman"/>
           <w:b/>
           <w:bCs/>
           <w:sz w:val="28"/>
@@ -1162,10 +1534,12 @@
     <w:p/>
     <w:p>
       <w:pPr>
-        <w:spacing w:before="240" w:after="80"/>
-      </w:pPr>
-      <w:r>
-        <w:rPr>
+        <w:spacing w:line="360" w:lineRule="auto" w:before="240" w:after="80"/>
+        <w:keepLines/>
+      </w:pPr>
+      <w:r>
+        <w:rPr>
+          <w:rFonts w:ascii="Times New Roman" w:hAnsi="Times New Roman" w:cs="Times New Roman"/>
           <w:b/>
           <w:bCs/>
           <w:sz w:val="28"/>
@@ -1177,44 +1551,72 @@
     </w:p>
     <w:p>
       <w:pPr>
-        <w:spacing w:after="80"/>
-      </w:pPr>
-      <w:r>
+        <w:spacing w:line="360" w:lineRule="auto" w:after="80"/>
+        <w:keepLines/>
+      </w:pPr>
+      <w:r>
+        <w:rPr>
+          <w:rFonts w:ascii="Times New Roman" w:hAnsi="Times New Roman" w:cs="Times New Roman"/>
+          <w:sz w:val="24"/>
+          <w:szCs w:val="24"/>
+        </w:rPr>
         <w:t xml:space="preserve">•  REG-01 — Document Master Register (master index of all IMS documents)</w:t>
       </w:r>
     </w:p>
     <w:p>
       <w:pPr>
-        <w:spacing w:after="80"/>
-      </w:pPr>
-      <w:r>
+        <w:spacing w:line="360" w:lineRule="auto" w:after="80"/>
+        <w:keepLines/>
+      </w:pPr>
+      <w:r>
+        <w:rPr>
+          <w:rFonts w:ascii="Times New Roman" w:hAnsi="Times New Roman" w:cs="Times New Roman"/>
+          <w:sz w:val="24"/>
+          <w:szCs w:val="24"/>
+        </w:rPr>
         <w:t xml:space="preserve">•  POL-01 — Quality Policy</w:t>
       </w:r>
     </w:p>
     <w:p>
       <w:pPr>
-        <w:spacing w:after="80"/>
-      </w:pPr>
-      <w:r>
+        <w:spacing w:line="360" w:lineRule="auto" w:after="80"/>
+        <w:keepLines/>
+      </w:pPr>
+      <w:r>
+        <w:rPr>
+          <w:rFonts w:ascii="Times New Roman" w:hAnsi="Times New Roman" w:cs="Times New Roman"/>
+          <w:sz w:val="24"/>
+          <w:szCs w:val="24"/>
+        </w:rPr>
         <w:t xml:space="preserve">•  POL-02 — Data Protection &amp; Privacy Policy</w:t>
       </w:r>
     </w:p>
     <w:p>
       <w:pPr>
-        <w:spacing w:after="80"/>
-      </w:pPr>
-      <w:r>
+        <w:spacing w:line="360" w:lineRule="auto" w:after="80"/>
+        <w:keepLines/>
+      </w:pPr>
+      <w:r>
+        <w:rPr>
+          <w:rFonts w:ascii="Times New Roman" w:hAnsi="Times New Roman" w:cs="Times New Roman"/>
+          <w:sz w:val="24"/>
+          <w:szCs w:val="24"/>
+        </w:rPr>
         <w:t xml:space="preserve">•  SOP-11 — Admin Dashboard Operations</w:t>
       </w:r>
     </w:p>
     <w:p>
       <w:pPr>
-        <w:spacing w:after="80"/>
-      </w:pPr>
-      <w:r>
-        <w:rPr>
-          <w:b/>
-          <w:bCs/>
+        <w:spacing w:line="360" w:lineRule="auto" w:after="80"/>
+        <w:keepLines/>
+      </w:pPr>
+      <w:r>
+        <w:rPr>
+          <w:rFonts w:ascii="Times New Roman" w:hAnsi="Times New Roman" w:cs="Times New Roman"/>
+          <w:b/>
+          <w:bCs/>
+          <w:sz w:val="24"/>
+          <w:szCs w:val="24"/>
         </w:rPr>
         <w:t xml:space="preserve">12. Revision History</w:t>
       </w:r>
@@ -1235,12 +1637,16 @@
         <w:tc>
           <w:p>
             <w:pPr>
-              <w:spacing w:after="0"/>
-            </w:pPr>
-            <w:r>
-              <w:rPr>
+              <w:spacing w:line="360" w:lineRule="auto" w:after="0"/>
+              <w:keepLines/>
+            </w:pPr>
+            <w:r>
+              <w:rPr>
+                <w:rFonts w:ascii="Times New Roman" w:hAnsi="Times New Roman" w:cs="Times New Roman"/>
                 <w:b/>
                 <w:bCs/>
+                <w:sz w:val="24"/>
+                <w:szCs w:val="24"/>
               </w:rPr>
               <w:t xml:space="preserve">Version</w:t>
             </w:r>
@@ -1249,12 +1655,16 @@
         <w:tc>
           <w:p>
             <w:pPr>
-              <w:spacing w:after="0"/>
-            </w:pPr>
-            <w:r>
-              <w:rPr>
+              <w:spacing w:line="360" w:lineRule="auto" w:after="0"/>
+              <w:keepLines/>
+            </w:pPr>
+            <w:r>
+              <w:rPr>
+                <w:rFonts w:ascii="Times New Roman" w:hAnsi="Times New Roman" w:cs="Times New Roman"/>
                 <w:b/>
                 <w:bCs/>
+                <w:sz w:val="24"/>
+                <w:szCs w:val="24"/>
               </w:rPr>
               <w:t xml:space="preserve">Date</w:t>
             </w:r>
@@ -1263,12 +1673,16 @@
         <w:tc>
           <w:p>
             <w:pPr>
-              <w:spacing w:after="0"/>
-            </w:pPr>
-            <w:r>
-              <w:rPr>
+              <w:spacing w:line="360" w:lineRule="auto" w:after="0"/>
+              <w:keepLines/>
+            </w:pPr>
+            <w:r>
+              <w:rPr>
+                <w:rFonts w:ascii="Times New Roman" w:hAnsi="Times New Roman" w:cs="Times New Roman"/>
                 <w:b/>
                 <w:bCs/>
+                <w:sz w:val="24"/>
+                <w:szCs w:val="24"/>
               </w:rPr>
               <w:t xml:space="preserve">Author</w:t>
             </w:r>
@@ -1277,12 +1691,16 @@
         <w:tc>
           <w:p>
             <w:pPr>
-              <w:spacing w:after="0"/>
-            </w:pPr>
-            <w:r>
-              <w:rPr>
+              <w:spacing w:line="360" w:lineRule="auto" w:after="0"/>
+              <w:keepLines/>
+            </w:pPr>
+            <w:r>
+              <w:rPr>
+                <w:rFonts w:ascii="Times New Roman" w:hAnsi="Times New Roman" w:cs="Times New Roman"/>
                 <w:b/>
                 <w:bCs/>
+                <w:sz w:val="24"/>
+                <w:szCs w:val="24"/>
               </w:rPr>
               <w:t xml:space="preserve">Description</w:t>
             </w:r>
@@ -1293,9 +1711,15 @@
         <w:tc>
           <w:p>
             <w:pPr>
-              <w:spacing w:after="0"/>
-            </w:pPr>
-            <w:r>
+              <w:spacing w:line="360" w:lineRule="auto" w:after="0"/>
+              <w:keepLines/>
+            </w:pPr>
+            <w:r>
+              <w:rPr>
+                <w:rFonts w:ascii="Times New Roman" w:hAnsi="Times New Roman" w:cs="Times New Roman"/>
+                <w:sz w:val="24"/>
+                <w:szCs w:val="24"/>
+              </w:rPr>
               <w:t xml:space="preserve">1.0</w:t>
             </w:r>
           </w:p>
@@ -1303,9 +1727,15 @@
         <w:tc>
           <w:p>
             <w:pPr>
-              <w:spacing w:after="0"/>
-            </w:pPr>
-            <w:r>
+              <w:spacing w:line="360" w:lineRule="auto" w:after="0"/>
+              <w:keepLines/>
+            </w:pPr>
+            <w:r>
+              <w:rPr>
+                <w:rFonts w:ascii="Times New Roman" w:hAnsi="Times New Roman" w:cs="Times New Roman"/>
+                <w:sz w:val="24"/>
+                <w:szCs w:val="24"/>
+              </w:rPr>
               <w:t xml:space="preserve">2026-05-08</w:t>
             </w:r>
           </w:p>
@@ -1313,9 +1743,15 @@
         <w:tc>
           <w:p>
             <w:pPr>
-              <w:spacing w:after="0"/>
-            </w:pPr>
-            <w:r>
+              <w:spacing w:line="360" w:lineRule="auto" w:after="0"/>
+              <w:keepLines/>
+            </w:pPr>
+            <w:r>
+              <w:rPr>
+                <w:rFonts w:ascii="Times New Roman" w:hAnsi="Times New Roman" w:cs="Times New Roman"/>
+                <w:sz w:val="24"/>
+                <w:szCs w:val="24"/>
+              </w:rPr>
               <w:t xml:space="preserve">Dr. Stefan Gravesande</w:t>
             </w:r>
           </w:p>
@@ -1323,9 +1759,15 @@
         <w:tc>
           <w:p>
             <w:pPr>
-              <w:spacing w:after="0"/>
-            </w:pPr>
-            <w:r>
+              <w:spacing w:line="360" w:lineRule="auto" w:after="0"/>
+              <w:keepLines/>
+            </w:pPr>
+            <w:r>
+              <w:rPr>
+                <w:rFonts w:ascii="Times New Roman" w:hAnsi="Times New Roman" w:cs="Times New Roman"/>
+                <w:sz w:val="24"/>
+                <w:szCs w:val="24"/>
+              </w:rPr>
               <w:t xml:space="preserve">Initial issue</w:t>
             </w:r>
           </w:p>

--- a/public/ims/PRO-01-DOCUMENT-CONTROL.docx
+++ b/public/ims/PRO-01-DOCUMENT-CONTROL.docx
@@ -525,7 +525,7 @@
     </w:tbl>
     <w:p>
       <w:pPr>
-        <w:spacing w:line="360" w:lineRule="auto" w:before="240" w:after="80"/>
+        <w:spacing w:line="276" w:lineRule="auto" w:before="120" w:after="40"/>
         <w:keepLines/>
         <w:pageBreakBefore/>
       </w:pPr>
@@ -543,7 +543,7 @@
     </w:p>
     <w:p>
       <w:pPr>
-        <w:spacing w:line="360" w:lineRule="auto" w:after="80"/>
+        <w:spacing w:line="276" w:lineRule="auto" w:after="40"/>
         <w:keepLines/>
       </w:pPr>
       <w:r>
@@ -557,7 +557,7 @@
     </w:p>
     <w:p>
       <w:pPr>
-        <w:spacing w:line="360" w:lineRule="auto" w:before="240" w:after="80"/>
+        <w:spacing w:line="276" w:lineRule="auto" w:before="120" w:after="40"/>
         <w:keepLines/>
       </w:pPr>
       <w:r>
@@ -574,7 +574,7 @@
     </w:p>
     <w:p>
       <w:pPr>
-        <w:spacing w:line="360" w:lineRule="auto" w:after="80"/>
+        <w:spacing w:line="276" w:lineRule="auto" w:after="40"/>
         <w:keepLines/>
       </w:pPr>
       <w:r>
@@ -588,7 +588,7 @@
     </w:p>
     <w:p>
       <w:pPr>
-        <w:spacing w:line="360" w:lineRule="auto" w:after="80"/>
+        <w:spacing w:line="276" w:lineRule="auto" w:after="40"/>
         <w:keepLines/>
       </w:pPr>
       <w:r>
@@ -604,7 +604,7 @@
     </w:p>
     <w:p>
       <w:pPr>
-        <w:spacing w:line="360" w:lineRule="auto" w:after="80"/>
+        <w:spacing w:line="276" w:lineRule="auto" w:after="40"/>
         <w:keepLines/>
       </w:pPr>
       <w:r>
@@ -618,7 +618,7 @@
     </w:p>
     <w:p>
       <w:pPr>
-        <w:spacing w:line="360" w:lineRule="auto" w:after="80"/>
+        <w:spacing w:line="276" w:lineRule="auto" w:after="40"/>
         <w:keepLines/>
       </w:pPr>
       <w:r>
@@ -632,7 +632,7 @@
     </w:p>
     <w:p>
       <w:pPr>
-        <w:spacing w:line="360" w:lineRule="auto" w:after="80"/>
+        <w:spacing w:line="276" w:lineRule="auto" w:after="40"/>
         <w:keepLines/>
       </w:pPr>
       <w:r>
@@ -646,7 +646,7 @@
     </w:p>
     <w:p>
       <w:pPr>
-        <w:spacing w:line="360" w:lineRule="auto" w:after="80"/>
+        <w:spacing w:line="276" w:lineRule="auto" w:after="40"/>
         <w:keepLines/>
       </w:pPr>
       <w:r>
@@ -660,7 +660,7 @@
     </w:p>
     <w:p>
       <w:pPr>
-        <w:spacing w:line="360" w:lineRule="auto" w:after="80"/>
+        <w:spacing w:line="276" w:lineRule="auto" w:after="40"/>
         <w:keepLines/>
       </w:pPr>
       <w:r>
@@ -746,7 +746,7 @@
     </w:p>
     <w:p>
       <w:pPr>
-        <w:spacing w:line="360" w:lineRule="auto" w:after="80"/>
+        <w:spacing w:line="276" w:lineRule="auto" w:after="40"/>
         <w:keepLines/>
       </w:pPr>
       <w:r>
@@ -762,7 +762,7 @@
     </w:p>
     <w:p>
       <w:pPr>
-        <w:spacing w:line="360" w:lineRule="auto" w:after="80"/>
+        <w:spacing w:line="276" w:lineRule="auto" w:after="40"/>
         <w:keepLines/>
       </w:pPr>
       <w:r>
@@ -776,7 +776,7 @@
     </w:p>
     <w:p>
       <w:pPr>
-        <w:spacing w:line="360" w:lineRule="auto" w:after="80"/>
+        <w:spacing w:line="276" w:lineRule="auto" w:after="40"/>
         <w:keepLines/>
       </w:pPr>
       <w:r>
@@ -790,7 +790,7 @@
     </w:p>
     <w:p>
       <w:pPr>
-        <w:spacing w:line="360" w:lineRule="auto" w:after="80"/>
+        <w:spacing w:line="276" w:lineRule="auto" w:after="40"/>
         <w:keepLines/>
       </w:pPr>
       <w:r>
@@ -804,7 +804,7 @@
     </w:p>
     <w:p>
       <w:pPr>
-        <w:spacing w:line="360" w:lineRule="auto" w:after="80"/>
+        <w:spacing w:line="276" w:lineRule="auto" w:after="40"/>
         <w:keepLines/>
       </w:pPr>
       <w:r>
@@ -818,7 +818,7 @@
     </w:p>
     <w:p>
       <w:pPr>
-        <w:spacing w:line="360" w:lineRule="auto" w:after="80"/>
+        <w:spacing w:line="276" w:lineRule="auto" w:after="40"/>
         <w:keepLines/>
       </w:pPr>
       <w:r>
@@ -832,7 +832,7 @@
     </w:p>
     <w:p>
       <w:pPr>
-        <w:spacing w:line="360" w:lineRule="auto" w:after="80"/>
+        <w:spacing w:line="276" w:lineRule="auto" w:after="40"/>
         <w:keepLines/>
       </w:pPr>
       <w:r>
@@ -846,7 +846,7 @@
     </w:p>
     <w:p>
       <w:pPr>
-        <w:spacing w:line="360" w:lineRule="auto" w:after="80"/>
+        <w:spacing w:line="276" w:lineRule="auto" w:after="40"/>
         <w:keepLines/>
       </w:pPr>
       <w:r>
@@ -860,7 +860,7 @@
     </w:p>
     <w:p>
       <w:pPr>
-        <w:spacing w:line="360" w:lineRule="auto" w:after="80"/>
+        <w:spacing w:line="276" w:lineRule="auto" w:after="40"/>
         <w:keepLines/>
       </w:pPr>
       <w:r>
@@ -876,7 +876,7 @@
     </w:p>
     <w:p>
       <w:pPr>
-        <w:spacing w:line="360" w:lineRule="auto" w:after="80"/>
+        <w:spacing w:line="276" w:lineRule="auto" w:after="40"/>
         <w:keepLines/>
       </w:pPr>
       <w:r>
@@ -890,7 +890,7 @@
     </w:p>
     <w:p>
       <w:pPr>
-        <w:spacing w:line="360" w:lineRule="auto" w:after="80"/>
+        <w:spacing w:line="276" w:lineRule="auto" w:after="40"/>
         <w:keepLines/>
       </w:pPr>
       <w:r>
@@ -904,7 +904,7 @@
     </w:p>
     <w:p>
       <w:pPr>
-        <w:spacing w:line="360" w:lineRule="auto" w:after="80"/>
+        <w:spacing w:line="276" w:lineRule="auto" w:after="40"/>
         <w:keepLines/>
       </w:pPr>
       <w:r>
@@ -918,7 +918,7 @@
     </w:p>
     <w:p>
       <w:pPr>
-        <w:spacing w:line="360" w:lineRule="auto" w:after="80"/>
+        <w:spacing w:line="276" w:lineRule="auto" w:after="40"/>
         <w:keepLines/>
       </w:pPr>
       <w:r>
@@ -932,7 +932,7 @@
     </w:p>
     <w:p>
       <w:pPr>
-        <w:spacing w:line="360" w:lineRule="auto" w:after="80"/>
+        <w:spacing w:line="276" w:lineRule="auto" w:after="40"/>
         <w:keepLines/>
       </w:pPr>
       <w:r>
@@ -946,7 +946,7 @@
     </w:p>
     <w:p>
       <w:pPr>
-        <w:spacing w:line="360" w:lineRule="auto" w:after="80"/>
+        <w:spacing w:line="276" w:lineRule="auto" w:after="40"/>
         <w:keepLines/>
       </w:pPr>
       <w:r>
@@ -960,7 +960,7 @@
     </w:p>
     <w:p>
       <w:pPr>
-        <w:spacing w:line="360" w:lineRule="auto" w:after="80"/>
+        <w:spacing w:line="276" w:lineRule="auto" w:after="40"/>
         <w:keepLines/>
       </w:pPr>
       <w:r>
@@ -976,7 +976,7 @@
     </w:p>
     <w:p>
       <w:pPr>
-        <w:spacing w:line="360" w:lineRule="auto" w:after="80"/>
+        <w:spacing w:line="276" w:lineRule="auto" w:after="40"/>
         <w:keepLines/>
       </w:pPr>
       <w:r>
@@ -990,7 +990,7 @@
     </w:p>
     <w:p>
       <w:pPr>
-        <w:spacing w:line="360" w:lineRule="auto" w:after="80"/>
+        <w:spacing w:line="276" w:lineRule="auto" w:after="40"/>
         <w:keepLines/>
       </w:pPr>
       <w:r>
@@ -1004,7 +1004,7 @@
     </w:p>
     <w:p>
       <w:pPr>
-        <w:spacing w:line="360" w:lineRule="auto" w:after="80"/>
+        <w:spacing w:line="276" w:lineRule="auto" w:after="40"/>
         <w:keepLines/>
       </w:pPr>
       <w:r>
@@ -1018,7 +1018,7 @@
     </w:p>
     <w:p>
       <w:pPr>
-        <w:spacing w:line="360" w:lineRule="auto" w:after="80"/>
+        <w:spacing w:line="276" w:lineRule="auto" w:after="40"/>
         <w:keepLines/>
       </w:pPr>
       <w:r>
@@ -1032,7 +1032,7 @@
     </w:p>
     <w:p>
       <w:pPr>
-        <w:spacing w:line="360" w:lineRule="auto" w:after="80"/>
+        <w:spacing w:line="276" w:lineRule="auto" w:after="40"/>
         <w:keepLines/>
       </w:pPr>
       <w:r>
@@ -1046,7 +1046,7 @@
     </w:p>
     <w:p>
       <w:pPr>
-        <w:spacing w:line="360" w:lineRule="auto" w:after="80"/>
+        <w:spacing w:line="276" w:lineRule="auto" w:after="40"/>
         <w:keepLines/>
       </w:pPr>
       <w:r>
@@ -1062,7 +1062,7 @@
     </w:p>
     <w:p>
       <w:pPr>
-        <w:spacing w:line="360" w:lineRule="auto" w:after="80"/>
+        <w:spacing w:line="276" w:lineRule="auto" w:after="40"/>
         <w:keepLines/>
       </w:pPr>
       <w:r>
@@ -1076,7 +1076,7 @@
     </w:p>
     <w:p>
       <w:pPr>
-        <w:spacing w:line="360" w:lineRule="auto" w:after="80"/>
+        <w:spacing w:line="276" w:lineRule="auto" w:after="40"/>
         <w:keepLines/>
       </w:pPr>
       <w:r>
@@ -1090,7 +1090,7 @@
     </w:p>
     <w:p>
       <w:pPr>
-        <w:spacing w:line="360" w:lineRule="auto" w:after="80"/>
+        <w:spacing w:line="276" w:lineRule="auto" w:after="40"/>
         <w:keepLines/>
       </w:pPr>
       <w:r>
@@ -1104,7 +1104,7 @@
     </w:p>
     <w:p>
       <w:pPr>
-        <w:spacing w:line="360" w:lineRule="auto" w:after="80"/>
+        <w:spacing w:line="276" w:lineRule="auto" w:after="40"/>
         <w:keepLines/>
       </w:pPr>
       <w:r>
@@ -1118,7 +1118,7 @@
     </w:p>
     <w:p>
       <w:pPr>
-        <w:spacing w:line="360" w:lineRule="auto" w:after="80"/>
+        <w:spacing w:line="276" w:lineRule="auto" w:after="40"/>
         <w:keepLines/>
       </w:pPr>
       <w:r>
@@ -1132,7 +1132,7 @@
     </w:p>
     <w:p>
       <w:pPr>
-        <w:spacing w:line="360" w:lineRule="auto" w:after="80"/>
+        <w:spacing w:line="276" w:lineRule="auto" w:after="40"/>
         <w:keepLines/>
       </w:pPr>
       <w:r>
@@ -1148,7 +1148,7 @@
     </w:p>
     <w:p>
       <w:pPr>
-        <w:spacing w:line="360" w:lineRule="auto" w:after="80"/>
+        <w:spacing w:line="276" w:lineRule="auto" w:after="40"/>
         <w:keepLines/>
       </w:pPr>
       <w:r>
@@ -1162,7 +1162,7 @@
     </w:p>
     <w:p>
       <w:pPr>
-        <w:spacing w:line="360" w:lineRule="auto" w:after="80"/>
+        <w:spacing w:line="276" w:lineRule="auto" w:after="40"/>
         <w:keepLines/>
       </w:pPr>
       <w:r>
@@ -1176,7 +1176,7 @@
     </w:p>
     <w:p>
       <w:pPr>
-        <w:spacing w:line="360" w:lineRule="auto" w:after="80"/>
+        <w:spacing w:line="276" w:lineRule="auto" w:after="40"/>
         <w:keepLines/>
       </w:pPr>
       <w:r>
@@ -1190,7 +1190,7 @@
     </w:p>
     <w:p>
       <w:pPr>
-        <w:spacing w:line="360" w:lineRule="auto" w:after="80"/>
+        <w:spacing w:line="276" w:lineRule="auto" w:after="40"/>
         <w:keepLines/>
       </w:pPr>
       <w:r>
@@ -1204,7 +1204,7 @@
     </w:p>
     <w:p>
       <w:pPr>
-        <w:spacing w:line="360" w:lineRule="auto" w:after="80"/>
+        <w:spacing w:line="276" w:lineRule="auto" w:after="40"/>
         <w:keepLines/>
       </w:pPr>
       <w:r>
@@ -1220,7 +1220,7 @@
     </w:p>
     <w:p>
       <w:pPr>
-        <w:spacing w:line="360" w:lineRule="auto" w:after="80"/>
+        <w:spacing w:line="276" w:lineRule="auto" w:after="40"/>
         <w:keepLines/>
       </w:pPr>
       <w:r>
@@ -1234,7 +1234,7 @@
     </w:p>
     <w:p>
       <w:pPr>
-        <w:spacing w:line="360" w:lineRule="auto" w:after="80"/>
+        <w:spacing w:line="276" w:lineRule="auto" w:after="40"/>
         <w:keepLines/>
       </w:pPr>
       <w:r>
@@ -1248,7 +1248,7 @@
     </w:p>
     <w:p>
       <w:pPr>
-        <w:spacing w:line="360" w:lineRule="auto" w:after="80"/>
+        <w:spacing w:line="276" w:lineRule="auto" w:after="40"/>
         <w:keepLines/>
       </w:pPr>
       <w:r>
@@ -1262,7 +1262,7 @@
     </w:p>
     <w:p>
       <w:pPr>
-        <w:spacing w:line="360" w:lineRule="auto" w:after="80"/>
+        <w:spacing w:line="276" w:lineRule="auto" w:after="40"/>
         <w:keepLines/>
       </w:pPr>
       <w:r>
@@ -1276,7 +1276,7 @@
     </w:p>
     <w:p>
       <w:pPr>
-        <w:spacing w:line="360" w:lineRule="auto" w:after="80"/>
+        <w:spacing w:line="276" w:lineRule="auto" w:after="40"/>
         <w:keepLines/>
       </w:pPr>
       <w:r>
@@ -1290,7 +1290,7 @@
     </w:p>
     <w:p>
       <w:pPr>
-        <w:spacing w:line="360" w:lineRule="auto" w:after="80"/>
+        <w:spacing w:line="276" w:lineRule="auto" w:after="40"/>
         <w:keepLines/>
       </w:pPr>
       <w:r>
@@ -1304,7 +1304,7 @@
     </w:p>
     <w:p>
       <w:pPr>
-        <w:spacing w:line="360" w:lineRule="auto" w:after="80"/>
+        <w:spacing w:line="276" w:lineRule="auto" w:after="40"/>
         <w:keepLines/>
       </w:pPr>
       <w:r>
@@ -1318,7 +1318,7 @@
     </w:p>
     <w:p>
       <w:pPr>
-        <w:spacing w:line="360" w:lineRule="auto" w:after="80"/>
+        <w:spacing w:line="276" w:lineRule="auto" w:after="40"/>
         <w:keepLines/>
       </w:pPr>
       <w:r>
@@ -1332,7 +1332,7 @@
     </w:p>
     <w:p>
       <w:pPr>
-        <w:spacing w:line="360" w:lineRule="auto" w:after="80"/>
+        <w:spacing w:line="276" w:lineRule="auto" w:after="40"/>
         <w:keepLines/>
       </w:pPr>
       <w:r>
@@ -1346,7 +1346,7 @@
     </w:p>
     <w:p>
       <w:pPr>
-        <w:spacing w:line="360" w:lineRule="auto" w:before="240" w:after="80"/>
+        <w:spacing w:line="276" w:lineRule="auto" w:before="120" w:after="40"/>
         <w:keepLines/>
       </w:pPr>
       <w:r>
@@ -1363,7 +1363,7 @@
     </w:p>
     <w:p>
       <w:pPr>
-        <w:spacing w:line="360" w:lineRule="auto" w:after="80"/>
+        <w:spacing w:line="276" w:lineRule="auto" w:after="40"/>
         <w:keepLines/>
       </w:pPr>
       <w:r>
@@ -1387,7 +1387,7 @@
     </w:p>
     <w:p>
       <w:pPr>
-        <w:spacing w:line="360" w:lineRule="auto" w:after="80"/>
+        <w:spacing w:line="276" w:lineRule="auto" w:after="40"/>
         <w:keepLines/>
       </w:pPr>
       <w:r>
@@ -1411,7 +1411,7 @@
     </w:p>
     <w:p>
       <w:pPr>
-        <w:spacing w:line="360" w:lineRule="auto" w:after="80"/>
+        <w:spacing w:line="276" w:lineRule="auto" w:after="40"/>
         <w:keepLines/>
       </w:pPr>
       <w:r>
@@ -1435,7 +1435,7 @@
     </w:p>
     <w:p>
       <w:pPr>
-        <w:spacing w:line="360" w:lineRule="auto" w:after="80"/>
+        <w:spacing w:line="276" w:lineRule="auto" w:after="40"/>
         <w:keepLines/>
       </w:pPr>
       <w:r>
@@ -1459,7 +1459,7 @@
     </w:p>
     <w:p>
       <w:pPr>
-        <w:spacing w:line="360" w:lineRule="auto" w:before="240" w:after="80"/>
+        <w:spacing w:line="276" w:lineRule="auto" w:before="120" w:after="40"/>
         <w:keepLines/>
       </w:pPr>
       <w:r>

--- a/public/ims/PRO-01-DOCUMENT-CONTROL.docx
+++ b/public/ims/PRO-01-DOCUMENT-CONTROL.docx
@@ -2,113 +2,146 @@
 <file path=word/document.xml><?xml version="1.0" encoding="utf-8"?>
 <w:document xmlns:wpc="http://schemas.microsoft.com/office/word/2010/wordprocessingCanvas" xmlns:mc="http://schemas.openxmlformats.org/markup-compatibility/2006" xmlns:o="urn:schemas-microsoft-com:office:office" xmlns:r="http://schemas.openxmlformats.org/officeDocument/2006/relationships" xmlns:m="http://schemas.openxmlformats.org/officeDocument/2006/math" xmlns:v="urn:schemas-microsoft-com:vml" xmlns:wp14="http://schemas.microsoft.com/office/word/2010/wordprocessingDrawing" xmlns:wp="http://schemas.openxmlformats.org/drawingml/2006/wordprocessingDrawing" xmlns:w10="urn:schemas-microsoft-com:office:word" xmlns:w="http://schemas.openxmlformats.org/wordprocessingml/2006/main" xmlns:w14="http://schemas.microsoft.com/office/word/2010/wordml" xmlns:w15="http://schemas.microsoft.com/office/word/2012/wordml" xmlns:wpg="http://schemas.microsoft.com/office/word/2010/wordprocessingGroup" xmlns:wpi="http://schemas.microsoft.com/office/word/2010/wordprocessingInk" xmlns:wne="http://schemas.microsoft.com/office/word/2006/wordml" xmlns:wps="http://schemas.microsoft.com/office/word/2010/wordprocessingShape" xmlns:cx="http://schemas.microsoft.com/office/drawing/2014/chartex" xmlns:cx1="http://schemas.microsoft.com/office/drawing/2015/9/8/chartex" xmlns:cx2="http://schemas.microsoft.com/office/drawing/2015/10/21/chartex" xmlns:cx3="http://schemas.microsoft.com/office/drawing/2016/5/9/chartex" xmlns:cx4="http://schemas.microsoft.com/office/drawing/2016/5/10/chartex" xmlns:cx5="http://schemas.microsoft.com/office/drawing/2016/5/11/chartex" xmlns:cx6="http://schemas.microsoft.com/office/drawing/2016/5/12/chartex" xmlns:cx7="http://schemas.microsoft.com/office/drawing/2016/5/13/chartex" xmlns:cx8="http://schemas.microsoft.com/office/drawing/2016/5/14/chartex" xmlns:aink="http://schemas.microsoft.com/office/drawing/2016/ink" xmlns:am3d="http://schemas.microsoft.com/office/drawing/2017/model3d" xmlns:w16cex="http://schemas.microsoft.com/office/word/2018/wordml/cex" xmlns:w16cid="http://schemas.microsoft.com/office/word/2016/wordml/cid" xmlns:w16="http://schemas.microsoft.com/office/word/2018/wordml" xmlns:w16sdtdh="http://schemas.microsoft.com/office/word/2020/wordml/sdtdatahash" xmlns:w16se="http://schemas.microsoft.com/office/word/2015/wordml/symex" mc:Ignorable="w14 w15 wp14">
   <w:body>
-    <w:tbl>
-      <w:tblPr>
-        <w:tblW w:type="dxa" w:w="10080"/>
-        <w:tblBorders>
-          <w:top w:val="single" w:color="auto" w:sz="4"/>
-          <w:left w:val="single" w:color="auto" w:sz="4"/>
-          <w:bottom w:val="single" w:color="auto" w:sz="4"/>
-          <w:right w:val="single" w:color="auto" w:sz="4"/>
-          <w:insideH w:val="single" w:color="auto" w:sz="4"/>
-          <w:insideV w:val="single" w:color="auto" w:sz="4"/>
-        </w:tblBorders>
-      </w:tblPr>
-      <w:tblGrid>
-        <w:gridCol w:w="2000"/>
-        <w:gridCol w:w="8080"/>
-      </w:tblGrid>
-      <w:tr>
-        <w:tc>
-          <w:tcPr>
-            <w:tcW w:type="dxa" w:w="2000"/>
-            <w:tcBorders>
-              <w:top w:val="single" w:color="0F172A" w:sz="1"/>
-              <w:left w:val="single" w:color="0F172A" w:sz="1"/>
-              <w:bottom w:val="single" w:color="0F172A" w:sz="1"/>
-              <w:right w:val="single" w:color="0F172A" w:sz="1"/>
-            </w:tcBorders>
-            <w:shd w:fill="0F172A" w:val="clear"/>
-            <w:tcMar>
-              <w:top w:type="dxa" w:w="80"/>
-              <w:left w:type="dxa" w:w="120"/>
-              <w:bottom w:type="dxa" w:w="80"/>
-              <w:right w:type="dxa" w:w="120"/>
-            </w:tcMar>
-          </w:tcPr>
-          <w:p>
-            <w:pPr>
-              <w:spacing w:after="140"/>
-            </w:pPr>
-            <w:r>
-              <w:rPr>
-                <w:rFonts w:ascii="Arial" w:cs="Arial" w:eastAsia="Arial" w:hAnsi="Arial"/>
-                <w:b/>
-                <w:bCs/>
-                <w:color w:val="D97706"/>
-                <w:sz w:val="32"/>
-                <w:szCs w:val="32"/>
-              </w:rPr>
-              <w:t xml:space="preserve">PREQAL</w:t>
-            </w:r>
-          </w:p>
-        </w:tc>
-        <w:tc>
-          <w:tcPr>
-            <w:tcW w:type="dxa" w:w="8080"/>
-            <w:tcBorders>
-              <w:top w:val="single" w:color="0F172A" w:sz="1"/>
-              <w:left w:val="single" w:color="0F172A" w:sz="1"/>
-              <w:bottom w:val="single" w:color="0F172A" w:sz="1"/>
-              <w:right w:val="single" w:color="0F172A" w:sz="1"/>
-            </w:tcBorders>
-            <w:shd w:fill="0F172A" w:val="clear"/>
-            <w:tcMar>
-              <w:top w:type="dxa" w:w="80"/>
-              <w:left w:type="dxa" w:w="120"/>
-              <w:bottom w:type="dxa" w:w="80"/>
-              <w:right w:type="dxa" w:w="120"/>
-            </w:tcMar>
-          </w:tcPr>
-          <w:p>
-            <w:pPr>
-              <w:spacing w:after="140"/>
-            </w:pPr>
-            <w:r>
-              <w:rPr>
-                <w:rFonts w:ascii="Arial" w:cs="Arial" w:eastAsia="Arial" w:hAnsi="Arial"/>
-                <w:b/>
-                <w:bCs/>
-                <w:color w:val="D97706"/>
-                <w:sz w:val="18"/>
-                <w:szCs w:val="18"/>
-              </w:rPr>
-              <w:t xml:space="preserve">SOP-01</w:t>
-            </w:r>
-          </w:p>
-          <w:p>
-            <w:pPr>
-              <w:spacing w:after="140"/>
-            </w:pPr>
-            <w:r>
-              <w:rPr>
-                <w:rFonts w:ascii="Arial" w:cs="Arial" w:eastAsia="Arial" w:hAnsi="Arial"/>
-                <w:b/>
-                <w:bCs/>
-                <w:color w:val="FFFFFF"/>
-                <w:sz w:val="28"/>
-                <w:szCs w:val="28"/>
-              </w:rPr>
-              <w:t xml:space="preserve">Document Control Procedure</w:t>
-            </w:r>
-          </w:p>
-        </w:tc>
-      </w:tr>
-    </w:tbl>
-    <w:p>
-      <w:pPr>
-        <w:spacing w:after="140"/>
-      </w:pPr>
+    <w:p>
+      <w:pPr>
+        <w:shd w:fill="0F172A" w:val="clear"/>
+        <w:spacing w:after="140" w:before="140"/>
+        <w:ind w:left="200"/>
+      </w:pPr>
+      <w:r>
+        <w:rPr>
+          <w:rFonts w:ascii="Arial" w:cs="Arial" w:eastAsia="Arial" w:hAnsi="Arial"/>
+          <w:b/>
+          <w:bCs/>
+          <w:color w:val="FFFFFF"/>
+          <w:sz w:val="22"/>
+          <w:szCs w:val="22"/>
+        </w:rPr>
+        <w:t xml:space="preserve">PREQAL INTEGRATED MANAGEMENT SYSTEM  ·  Controlled Document — Internal Use Only</w:t>
+      </w:r>
+    </w:p>
+    <w:p>
+      <w:pPr>
+        <w:spacing w:after="0" w:before="480"/>
+      </w:pPr>
+    </w:p>
+    <w:p>
+      <w:pPr>
+        <w:jc w:val="center"/>
+        <w:spacing w:after="100" w:before="0"/>
+      </w:pPr>
+      <w:r>
+        <w:drawing>
+          <wp:inline xmlns:wp="http://schemas.openxmlformats.org/drawingml/2006/wordprocessingDrawing" distT="0" distB="0" distL="0" distR="0">
+            <wp:extent cx="1238250" cy="1390650"/>
+            <wp:effectExtent l="0" t="0" r="0" b="0"/>
+            <wp:docPr id="9" name="favicon"/>
+            <wp:cNvGraphicFramePr>
+              <a:graphicFrameLocks xmlns:a="http://schemas.openxmlformats.org/drawingml/2006/main" noChangeAspect="1"/>
+            </wp:cNvGraphicFramePr>
+            <a:graphic xmlns:a="http://schemas.openxmlformats.org/drawingml/2006/main">
+              <a:graphicData uri="http://schemas.openxmlformats.org/drawingml/2006/picture">
+                <pic:pic xmlns:pic="http://schemas.openxmlformats.org/drawingml/2006/picture">
+                  <pic:nvPicPr>
+                    <pic:cNvPr id="9" name="favicon"/>
+                    <pic:cNvPicPr/>
+                  </pic:nvPicPr>
+                  <pic:blipFill>
+                    <a:blip r:embed="rId9"/>
+                    <a:stretch>
+                      <a:fillRect/>
+                    </a:stretch>
+                  </pic:blipFill>
+                  <pic:spPr>
+                    <a:xfrm>
+                      <a:off x="0" y="0"/>
+                      <a:ext cx="1238250" cy="1390650"/>
+                    </a:xfrm>
+                    <a:prstGeom prst="rect">
+                      <a:avLst/>
+                    </a:prstGeom>
+                  </pic:spPr>
+                </pic:pic>
+              </a:graphicData>
+            </a:graphic>
+          </wp:inline>
+        </w:drawing>
+      </w:r>
+    </w:p>
+    <w:p>
+      <w:pPr>
+        <w:jc w:val="center"/>
+        <w:spacing w:after="400" w:before="0"/>
+      </w:pPr>
+      <w:r>
+        <w:drawing>
+          <wp:inline xmlns:wp="http://schemas.openxmlformats.org/drawingml/2006/wordprocessingDrawing" distT="0" distB="0" distL="0" distR="0">
+            <wp:extent cx="2095500" cy="914400"/>
+            <wp:effectExtent l="0" t="0" r="0" b="0"/>
+            <wp:docPr id="10" name="wordmark"/>
+            <wp:cNvGraphicFramePr>
+              <a:graphicFrameLocks xmlns:a="http://schemas.openxmlformats.org/drawingml/2006/main" noChangeAspect="1"/>
+            </wp:cNvGraphicFramePr>
+            <a:graphic xmlns:a="http://schemas.openxmlformats.org/drawingml/2006/main">
+              <a:graphicData uri="http://schemas.openxmlformats.org/drawingml/2006/picture">
+                <pic:pic xmlns:pic="http://schemas.openxmlformats.org/drawingml/2006/picture">
+                  <pic:nvPicPr>
+                    <pic:cNvPr id="10" name="wordmark"/>
+                    <pic:cNvPicPr/>
+                  </pic:nvPicPr>
+                  <pic:blipFill>
+                    <a:blip r:embed="rId10"/>
+                    <a:stretch>
+                      <a:fillRect/>
+                    </a:stretch>
+                  </pic:blipFill>
+                  <pic:spPr>
+                    <a:xfrm>
+                      <a:off x="0" y="0"/>
+                      <a:ext cx="2095500" cy="914400"/>
+                    </a:xfrm>
+                    <a:prstGeom prst="rect">
+                      <a:avLst/>
+                    </a:prstGeom>
+                  </pic:spPr>
+                </pic:pic>
+              </a:graphicData>
+            </a:graphic>
+          </wp:inline>
+        </w:drawing>
+      </w:r>
+    </w:p>
+    <w:p>
+      <w:pPr>
+        <w:jc w:val="center"/>
+        <w:spacing w:after="60" w:before="0"/>
+      </w:pPr>
+      <w:r>
+        <w:rPr>
+          <w:rFonts w:ascii="Arial" w:cs="Arial" w:eastAsia="Arial" w:hAnsi="Arial"/>
+          <w:b/>
+          <w:bCs/>
+          <w:color w:val="0F172A"/>
+          <w:sz w:val="44"/>
+          <w:szCs w:val="44"/>
+        </w:rPr>
+        <w:t xml:space="preserve">PRO-01: Document Control Procedure</w:t>
+      </w:r>
+    </w:p>
+    <w:p>
+      <w:pPr>
+        <w:jc w:val="center"/>
+        <w:spacing w:after="320" w:before="0"/>
+      </w:pPr>
+      <w:r>
+        <w:rPr>
+          <w:rFonts w:ascii="Arial" w:cs="Arial" w:eastAsia="Arial" w:hAnsi="Arial"/>
+          <w:color w:val="64748B"/>
+          <w:sz w:val="24"/>
+          <w:szCs w:val="24"/>
+        </w:rPr>
+        <w:t xml:space="preserve">Standard Operating Procedure</w:t>
+      </w:r>
     </w:p>
     <w:tbl>
       <w:tblPr>
@@ -1913,6 +1946,113 @@
 </w:footnotes>
 </file>
 
+<file path=word/header1.xml><?xml version="1.0" encoding="utf-8"?>
+<w:hdr xmlns:wpc="http://schemas.microsoft.com/office/word/2010/wordprocessingCanvas" xmlns:mc="http://schemas.openxmlformats.org/markup-compatibility/2006" xmlns:o="urn:schemas-microsoft-com:office:office" xmlns:r="http://schemas.openxmlformats.org/officeDocument/2006/relationships" xmlns:m="http://schemas.openxmlformats.org/officeDocument/2006/math" xmlns:v="urn:schemas-microsoft-com:vml" xmlns:wp14="http://schemas.microsoft.com/office/word/2010/wordprocessingDrawing" xmlns:wp="http://schemas.openxmlformats.org/drawingml/2006/wordprocessingDrawing" xmlns:w10="urn:schemas-microsoft-com:office:word" xmlns:w="http://schemas.openxmlformats.org/wordprocessingml/2006/main" xmlns:w14="http://schemas.microsoft.com/office/word/2010/wordml" xmlns:w15="http://schemas.microsoft.com/office/word/2012/wordml" xmlns:w16se="http://schemas.microsoft.com/office/word/2015/wordml/symex">
+  <w:p>
+    <w:pPr>
+      <w:pBdr>
+        <w:bottom w:val="single" w:color="E2E8F0" w:sz="1"/>
+      </w:pBdr>
+      <w:tabs>
+        <w:tab w:val="right" w:pos="9880"/>
+      </w:tabs>
+      <w:spacing w:after="80" w:before="80"/>
+    </w:pPr>
+    <w:r>
+      <w:drawing>
+        <wp:inline xmlns:wp="http://schemas.openxmlformats.org/drawingml/2006/wordprocessingDrawing" distT="0" distB="0" distL="0" distR="0">
+          <wp:extent cx="209550" cy="238125"/>
+          <wp:effectExtent l="0" t="0" r="0" b="0"/>
+          <wp:docPr id="1" name="header-favicon"/>
+          <wp:cNvGraphicFramePr>
+            <a:graphicFrameLocks xmlns:a="http://schemas.openxmlformats.org/drawingml/2006/main" noChangeAspect="1"/>
+          </wp:cNvGraphicFramePr>
+          <a:graphic xmlns:a="http://schemas.openxmlformats.org/drawingml/2006/main">
+            <a:graphicData uri="http://schemas.openxmlformats.org/drawingml/2006/picture">
+              <pic:pic xmlns:pic="http://schemas.openxmlformats.org/drawingml/2006/picture">
+                <pic:nvPicPr>
+                  <pic:cNvPr id="1" name="header-favicon"/>
+                  <pic:cNvPicPr/>
+                </pic:nvPicPr>
+                <pic:blipFill>
+                  <a:blip r:embed="rId1"/>
+                  <a:stretch>
+                    <a:fillRect/>
+                  </a:stretch>
+                </pic:blipFill>
+                <pic:spPr>
+                  <a:xfrm>
+                    <a:off x="0" y="0"/>
+                    <a:ext cx="209550" cy="238125"/>
+                  </a:xfrm>
+                  <a:prstGeom prst="rect">
+                    <a:avLst/>
+                  </a:prstGeom>
+                </pic:spPr>
+              </pic:pic>
+            </a:graphicData>
+          </a:graphic>
+        </wp:inline>
+      </w:drawing>
+    </w:r>
+    <w:r>
+      <w:rPr>
+        <w:rFonts w:ascii="Arial" w:cs="Arial" w:eastAsia="Arial" w:hAnsi="Arial"/>
+        <w:sz w:val="18"/>
+      </w:rPr>
+      <w:t xml:space="preserve">  </w:t>
+    </w:r>
+    <w:r>
+      <w:rPr>
+        <w:rFonts w:ascii="Arial" w:cs="Arial" w:eastAsia="Arial" w:hAnsi="Arial"/>
+        <w:b/>
+        <w:bCs/>
+        <w:color w:val="D97706"/>
+        <w:sz w:val="24"/>
+        <w:szCs w:val="24"/>
+      </w:rPr>
+      <w:t xml:space="preserve">PREQAL</w:t>
+    </w:r>
+    <w:r>
+      <w:rPr>
+        <w:rFonts w:ascii="Arial" w:cs="Arial" w:eastAsia="Arial" w:hAnsi="Arial"/>
+        <w:color w:val="475569"/>
+        <w:sz w:val="22"/>
+        <w:szCs w:val="22"/>
+      </w:rPr>
+      <w:t xml:space="preserve">  ·  </w:t>
+    </w:r>
+    <w:r>
+      <w:rPr>
+        <w:rFonts w:ascii="Arial" w:cs="Arial" w:eastAsia="Arial" w:hAnsi="Arial"/>
+        <w:color w:val="64748B"/>
+        <w:sz w:val="20"/>
+        <w:szCs w:val="20"/>
+      </w:rPr>
+      <w:t xml:space="preserve">— Document Control Procedure</w:t>
+    </w:r>
+    <w:r>
+      <w:rPr>
+        <w:rFonts w:ascii="Arial" w:cs="Arial" w:eastAsia="Arial" w:hAnsi="Arial"/>
+        <w:sz w:val="18"/>
+      </w:rPr>
+      <w:t xml:space="preserve">	</w:t>
+    </w:r>
+    <w:r>
+      <w:rPr>
+        <w:rFonts w:ascii="Arial" w:cs="Arial" w:eastAsia="Arial" w:hAnsi="Arial"/>
+        <w:i/>
+        <w:iCs/>
+        <w:color w:val="94A3B8"/>
+        <w:sz w:val="16"/>
+        <w:szCs w:val="16"/>
+      </w:rPr>
+      <w:t xml:space="preserve">Confidential — Internal Use Only</w:t>
+    </w:r>
+  </w:p>
+</w:hdr>
+</file>
+
 <file path=word/numbering.xml><?xml version="1.0" encoding="utf-8"?>
 <w:numbering xmlns:wpc="http://schemas.microsoft.com/office/word/2010/wordprocessingCanvas" xmlns:mc="http://schemas.openxmlformats.org/markup-compatibility/2006" xmlns:o="urn:schemas-microsoft-com:office:office" xmlns:r="http://schemas.openxmlformats.org/officeDocument/2006/relationships" xmlns:m="http://schemas.openxmlformats.org/officeDocument/2006/math" xmlns:v="urn:schemas-microsoft-com:vml" xmlns:wp14="http://schemas.microsoft.com/office/word/2010/wordprocessingDrawing" xmlns:wp="http://schemas.openxmlformats.org/drawingml/2006/wordprocessingDrawing" xmlns:w10="urn:schemas-microsoft-com:office:word" xmlns:w="http://schemas.openxmlformats.org/wordprocessingml/2006/main" xmlns:w14="http://schemas.microsoft.com/office/word/2010/wordml" xmlns:w15="http://schemas.microsoft.com/office/word/2012/wordml" xmlns:wpg="http://schemas.microsoft.com/office/word/2010/wordprocessingGroup" xmlns:wpi="http://schemas.microsoft.com/office/word/2010/wordprocessingInk" xmlns:wne="http://schemas.microsoft.com/office/word/2006/wordml" xmlns:wps="http://schemas.microsoft.com/office/word/2010/wordprocessingShape" mc:Ignorable="w14 w15 wp14">
   <w:abstractNum w:abstractNumId="1" w15:restartNumberingAfterBreak="0">
